--- a/docs/TTC-Agent-Install-Manual.docx
+++ b/docs/TTC-Agent-Install-Manual.docx
@@ -1347,7 +1347,7 @@
           <w:color w:val="000000"/>
           <w:sz w:val="20"/>
         </w:rPr>
-        <w:t xml:space="preserve">, and open </w:t>
+        <w:t xml:space="preserve">, </w:t>
       </w:r>
       <w:r>
         <w:rPr>
@@ -1357,7 +1357,7 @@
           <w:color w:val="000000"/>
           <w:sz w:val="20"/>
         </w:rPr>
-        <w:t>Windows PowerShell</w:t>
+        <w:t>right-click "Windows PowerShell"</w:t>
       </w:r>
       <w:r>
         <w:rPr>
@@ -1367,7 +1367,27 @@
           <w:color w:val="000000"/>
           <w:sz w:val="20"/>
         </w:rPr>
-        <w:t>.</w:t>
+        <w:t xml:space="preserve"> and choose </w:t>
+      </w:r>
+      <w:r>
+        <w:rPr>
+          <w:rFonts w:ascii="Arial" w:hAnsi="Arial"/>
+          <w:b/>
+          <w:i w:val="0"/>
+          <w:color w:val="000000"/>
+          <w:sz w:val="20"/>
+        </w:rPr>
+        <w:t>"Run as administrator"</w:t>
+      </w:r>
+      <w:r>
+        <w:rPr>
+          <w:rFonts w:ascii="Arial" w:hAnsi="Arial"/>
+          <w:b w:val="0"/>
+          <w:i w:val="0"/>
+          <w:color w:val="000000"/>
+          <w:sz w:val="20"/>
+        </w:rPr>
+        <w:t>. Running as admin avoids repeated User Account Control pop-ups and lets the installer do its work without interruption.</w:t>
       </w:r>
     </w:p>
     <w:p>
@@ -1412,7 +1432,26 @@
           <w:color w:val="000000"/>
           <w:sz w:val="20"/>
         </w:rPr>
-        <w:t xml:space="preserve">It will install Git, GitHub CLI, Node.js, Python and the 1Password CLI using the built-in Windows package manager (`winget`). You may see a couple of user-account-control pop-ups — click </w:t>
+      </w:r>
+      <w:r>
+        <w:rPr>
+          <w:rFonts w:ascii="Arial" w:hAnsi="Arial"/>
+          <w:b/>
+          <w:i w:val="0"/>
+          <w:color w:val="000000"/>
+          <w:sz w:val="20"/>
+        </w:rPr>
+        <w:t>Windows security will ask for permission</w:t>
+      </w:r>
+      <w:r>
+        <w:rPr>
+          <w:rFonts w:ascii="Arial" w:hAnsi="Arial"/>
+          <w:b w:val="0"/>
+          <w:i w:val="0"/>
+          <w:color w:val="000000"/>
+          <w:sz w:val="20"/>
+        </w:rPr>
+        <w:t xml:space="preserve"> a few times while the installer runs — this is normal. Whenever Windows (User Account Control) asks whether you want to allow an installer to make changes to your device, click </w:t>
       </w:r>
       <w:r>
         <w:rPr>
@@ -1433,6 +1472,75 @@
           <w:sz w:val="20"/>
         </w:rPr>
         <w:t>.</w:t>
+      </w:r>
+    </w:p>
+    <w:p>
+      <w:pPr>
+        <w:pStyle w:val="ListNumber"/>
+      </w:pPr>
+      <w:r>
+        <w:rPr>
+          <w:rFonts w:ascii="Arial" w:hAnsi="Arial"/>
+          <w:b w:val="0"/>
+          <w:i w:val="0"/>
+          <w:color w:val="000000"/>
+          <w:sz w:val="20"/>
+        </w:rPr>
+      </w:r>
+      <w:r>
+        <w:rPr>
+          <w:rFonts w:ascii="Arial" w:hAnsi="Arial"/>
+          <w:b/>
+          <w:i w:val="0"/>
+          <w:color w:val="000000"/>
+          <w:sz w:val="20"/>
+        </w:rPr>
+        <w:t>If PowerShell asks "Do you want to run software from this untrusted publisher?"</w:t>
+      </w:r>
+      <w:r>
+        <w:rPr>
+          <w:rFonts w:ascii="Arial" w:hAnsi="Arial"/>
+          <w:b w:val="0"/>
+          <w:i w:val="0"/>
+          <w:color w:val="000000"/>
+          <w:sz w:val="20"/>
+        </w:rPr>
+        <w:t xml:space="preserve"> or any similar confirmation with a list of choices like `[Y] Yes  [A] Yes to All  [N] No  [L] No to All`, type </w:t>
+      </w:r>
+      <w:r>
+        <w:rPr>
+          <w:rFonts w:ascii="Arial" w:hAnsi="Arial"/>
+          <w:b/>
+          <w:i w:val="0"/>
+          <w:color w:val="000000"/>
+          <w:sz w:val="20"/>
+        </w:rPr>
+        <w:t>`A`</w:t>
+      </w:r>
+      <w:r>
+        <w:rPr>
+          <w:rFonts w:ascii="Arial" w:hAnsi="Arial"/>
+          <w:b w:val="0"/>
+          <w:i w:val="0"/>
+          <w:color w:val="000000"/>
+          <w:sz w:val="20"/>
+        </w:rPr>
+        <w:t xml:space="preserve"> and press Enter. This confirms all script-based steps in one go. If a plain `[Y]/[N]` prompt appears, answer `Y`.</w:t>
+      </w:r>
+    </w:p>
+    <w:p>
+      <w:pPr>
+        <w:pStyle w:val="ListNumber"/>
+      </w:pPr>
+      <w:r>
+        <w:rPr>
+          <w:rFonts w:ascii="Arial" w:hAnsi="Arial"/>
+          <w:b w:val="0"/>
+          <w:i w:val="0"/>
+          <w:color w:val="000000"/>
+          <w:sz w:val="20"/>
+        </w:rPr>
+        <w:t>The installer will install Git, GitHub CLI, Node.js, Python and the 1Password CLI using the built-in Windows package manager (`winget`).</w:t>
       </w:r>
     </w:p>
     <w:p>
@@ -1551,7 +1659,7 @@
           <w:color w:val="000000"/>
           <w:sz w:val="20"/>
         </w:rPr>
-        <w:t xml:space="preserve"> PowerShell window.</w:t>
+        <w:t xml:space="preserve"> PowerShell window (again right-click "Run as administrator").</w:t>
       </w:r>
     </w:p>
     <w:p>

--- a/docs/TTC-Agent-Install-Manual.docx
+++ b/docs/TTC-Agent-Install-Manual.docx
@@ -200,6 +200,22 @@
           <w:sz w:val="20"/>
         </w:rPr>
         <w:t>If you get stuck at any step, send a screenshot to Joerg and we will get you unblocked.</w:t>
+      </w:r>
+    </w:p>
+    <w:p>
+      <w:pPr>
+        <w:spacing w:before="80" w:after="80"/>
+        <w:ind w:left="567"/>
+      </w:pPr>
+      <w:r>
+        <w:rPr>
+          <w:rFonts w:ascii="Arial" w:hAnsi="Arial"/>
+          <w:b w:val="0"/>
+          <w:i/>
+          <w:color w:val="005A6C"/>
+          <w:sz w:val="18"/>
+        </w:rPr>
+        <w:t>*Already installed?* Skip to [Updating to the latest version](#updating-to-the-latest-version) — one command and you're current. The [Knowledge Base section](#knowledge-base--how-its-organised) covers the new two-tier (general + shared customer) model.</w:t>
       </w:r>
     </w:p>
     <w:p>
@@ -5087,6 +5103,2662 @@
           <w:sz w:val="20"/>
         </w:rPr>
         <w:t>Once saved, the next time you type `apply personal` in Claude Code the agent picks up your customisations.</w:t>
+      </w:r>
+    </w:p>
+    <w:p>
+      <w:pPr>
+        <w:pStyle w:val="Heading2"/>
+      </w:pPr>
+      <w:r>
+        <w:rPr>
+          <w:rFonts w:ascii="Arial" w:hAnsi="Arial"/>
+          <w:color w:val="005A6C"/>
+          <w:sz w:val="28"/>
+        </w:rPr>
+        <w:t>Knowledge Base — how it's organised</w:t>
+      </w:r>
+    </w:p>
+    <w:p>
+      <w:r>
+        <w:rPr>
+          <w:rFonts w:ascii="Arial" w:hAnsi="Arial"/>
+          <w:b w:val="0"/>
+          <w:i w:val="0"/>
+          <w:color w:val="000000"/>
+          <w:sz w:val="20"/>
+        </w:rPr>
+        <w:t xml:space="preserve">The agents read from </w:t>
+      </w:r>
+      <w:r>
+        <w:rPr>
+          <w:rFonts w:ascii="Arial" w:hAnsi="Arial"/>
+          <w:b/>
+          <w:i w:val="0"/>
+          <w:color w:val="000000"/>
+          <w:sz w:val="20"/>
+        </w:rPr>
+        <w:t>two kinds of knowledge base</w:t>
+      </w:r>
+      <w:r>
+        <w:rPr>
+          <w:rFonts w:ascii="Arial" w:hAnsi="Arial"/>
+          <w:b w:val="0"/>
+          <w:i w:val="0"/>
+          <w:color w:val="000000"/>
+          <w:sz w:val="20"/>
+        </w:rPr>
+        <w:t>. Understanding the split helps you know where to put things and what your colleagues will and won't see.</w:t>
+      </w:r>
+    </w:p>
+    <w:p>
+      <w:pPr>
+        <w:pStyle w:val="Heading3"/>
+      </w:pPr>
+      <w:r>
+        <w:rPr>
+          <w:rFonts w:ascii="Arial" w:hAnsi="Arial"/>
+          <w:color w:val="25415C"/>
+          <w:sz w:val="24"/>
+        </w:rPr>
+        <w:t>Tier 1 — General KB (local, private to you)</w:t>
+      </w:r>
+    </w:p>
+    <w:p>
+      <w:r>
+        <w:rPr>
+          <w:rFonts w:ascii="Arial" w:hAnsi="Arial"/>
+          <w:b w:val="0"/>
+          <w:i w:val="0"/>
+          <w:color w:val="000000"/>
+          <w:sz w:val="20"/>
+        </w:rPr>
+        <w:t>Location: `~/AI-Vault/Claude Folder/Knowledge Base/`</w:t>
+      </w:r>
+    </w:p>
+    <w:p>
+      <w:r>
+        <w:rPr>
+          <w:rFonts w:ascii="Arial" w:hAnsi="Arial"/>
+          <w:b w:val="0"/>
+          <w:i w:val="0"/>
+          <w:color w:val="000000"/>
+          <w:sz w:val="20"/>
+        </w:rPr>
+        <w:t>Contains TTC-internal reference material that every installation keeps its own copy of:</w:t>
+      </w:r>
+    </w:p>
+    <w:tbl>
+      <w:tblPr>
+        <w:tblStyle w:val="TableGrid"/>
+        <w:tblW w:type="auto" w:w="0"/>
+        <w:jc w:val="left"/>
+        <w:tblLook w:firstColumn="1" w:firstRow="1" w:lastColumn="0" w:lastRow="0" w:noHBand="0" w:noVBand="1" w:val="04A0"/>
+      </w:tblPr>
+      <w:tblGrid>
+        <w:gridCol w:w="4536"/>
+        <w:gridCol w:w="4536"/>
+      </w:tblGrid>
+      <w:tr>
+        <w:tc>
+          <w:tcPr>
+            <w:tcW w:type="dxa" w:w="4536"/>
+            <w:shd w:val="clear" w:color="auto" w:fill="25415C"/>
+            <w:tcMar>
+              <w:top w:w="50" w:type="dxa"/>
+              <w:bottom w:w="50" w:type="dxa"/>
+              <w:start w:w="80" w:type="dxa"/>
+              <w:end w:w="80" w:type="dxa"/>
+            </w:tcMar>
+            <w:vAlign w:val="center"/>
+          </w:tcPr>
+          <w:p>
+            <w:r/>
+            <w:r>
+              <w:rPr>
+                <w:rFonts w:ascii="Arial" w:hAnsi="Arial"/>
+                <w:b/>
+                <w:i w:val="0"/>
+                <w:color w:val="FFFFFF"/>
+                <w:sz w:val="18"/>
+              </w:rPr>
+              <w:t>Folder</w:t>
+            </w:r>
+          </w:p>
+        </w:tc>
+        <w:tc>
+          <w:tcPr>
+            <w:tcW w:type="dxa" w:w="4536"/>
+            <w:shd w:val="clear" w:color="auto" w:fill="25415C"/>
+            <w:tcMar>
+              <w:top w:w="50" w:type="dxa"/>
+              <w:bottom w:w="50" w:type="dxa"/>
+              <w:start w:w="80" w:type="dxa"/>
+              <w:end w:w="80" w:type="dxa"/>
+            </w:tcMar>
+            <w:vAlign w:val="center"/>
+          </w:tcPr>
+          <w:p>
+            <w:r/>
+            <w:r>
+              <w:rPr>
+                <w:rFonts w:ascii="Arial" w:hAnsi="Arial"/>
+                <w:b/>
+                <w:i w:val="0"/>
+                <w:color w:val="FFFFFF"/>
+                <w:sz w:val="18"/>
+              </w:rPr>
+              <w:t>What's in it</w:t>
+            </w:r>
+          </w:p>
+        </w:tc>
+      </w:tr>
+      <w:tr>
+        <w:tc>
+          <w:tcPr>
+            <w:tcW w:type="dxa" w:w="4536"/>
+            <w:tcMar>
+              <w:top w:w="50" w:type="dxa"/>
+              <w:bottom w:w="50" w:type="dxa"/>
+              <w:start w:w="80" w:type="dxa"/>
+              <w:end w:w="80" w:type="dxa"/>
+            </w:tcMar>
+            <w:vAlign w:val="center"/>
+          </w:tcPr>
+          <w:p>
+            <w:r/>
+            <w:r>
+              <w:rPr>
+                <w:rFonts w:ascii="Arial" w:hAnsi="Arial"/>
+                <w:b w:val="0"/>
+                <w:i w:val="0"/>
+                <w:color w:val="000000"/>
+                <w:sz w:val="18"/>
+              </w:rPr>
+              <w:t>`BwBm/`</w:t>
+            </w:r>
+          </w:p>
+        </w:tc>
+        <w:tc>
+          <w:tcPr>
+            <w:tcW w:type="dxa" w:w="4536"/>
+            <w:tcMar>
+              <w:top w:w="50" w:type="dxa"/>
+              <w:bottom w:w="50" w:type="dxa"/>
+              <w:start w:w="80" w:type="dxa"/>
+              <w:end w:w="80" w:type="dxa"/>
+            </w:tcMar>
+            <w:vAlign w:val="center"/>
+          </w:tcPr>
+          <w:p>
+            <w:r/>
+            <w:r>
+              <w:rPr>
+                <w:rFonts w:ascii="Arial" w:hAnsi="Arial"/>
+                <w:b w:val="0"/>
+                <w:i w:val="0"/>
+                <w:color w:val="000000"/>
+                <w:sz w:val="18"/>
+              </w:rPr>
+              <w:t>Bundeswehr SAP programme (restricted — only if you have bwbm agent access)</w:t>
+            </w:r>
+          </w:p>
+        </w:tc>
+      </w:tr>
+      <w:tr>
+        <w:tc>
+          <w:tcPr>
+            <w:tcW w:type="dxa" w:w="4536"/>
+            <w:tcMar>
+              <w:top w:w="50" w:type="dxa"/>
+              <w:bottom w:w="50" w:type="dxa"/>
+              <w:start w:w="80" w:type="dxa"/>
+              <w:end w:w="80" w:type="dxa"/>
+            </w:tcMar>
+            <w:shd w:val="clear" w:color="auto" w:fill="E9EDF0"/>
+            <w:vAlign w:val="center"/>
+          </w:tcPr>
+          <w:p>
+            <w:r/>
+            <w:r>
+              <w:rPr>
+                <w:rFonts w:ascii="Arial" w:hAnsi="Arial"/>
+                <w:b w:val="0"/>
+                <w:i w:val="0"/>
+                <w:color w:val="000000"/>
+                <w:sz w:val="18"/>
+              </w:rPr>
+              <w:t>`Finance/`</w:t>
+            </w:r>
+          </w:p>
+        </w:tc>
+        <w:tc>
+          <w:tcPr>
+            <w:tcW w:type="dxa" w:w="4536"/>
+            <w:tcMar>
+              <w:top w:w="50" w:type="dxa"/>
+              <w:bottom w:w="50" w:type="dxa"/>
+              <w:start w:w="80" w:type="dxa"/>
+              <w:end w:w="80" w:type="dxa"/>
+            </w:tcMar>
+            <w:shd w:val="clear" w:color="auto" w:fill="E9EDF0"/>
+            <w:vAlign w:val="center"/>
+          </w:tcPr>
+          <w:p>
+            <w:r/>
+            <w:r>
+              <w:rPr>
+                <w:rFonts w:ascii="Arial" w:hAnsi="Arial"/>
+                <w:b w:val="0"/>
+                <w:i w:val="0"/>
+                <w:color w:val="000000"/>
+                <w:sz w:val="18"/>
+              </w:rPr>
+              <w:t>TTC contract templates, pricing baselines, partner agreements</w:t>
+            </w:r>
+          </w:p>
+        </w:tc>
+      </w:tr>
+      <w:tr>
+        <w:tc>
+          <w:tcPr>
+            <w:tcW w:type="dxa" w:w="4536"/>
+            <w:tcMar>
+              <w:top w:w="50" w:type="dxa"/>
+              <w:bottom w:w="50" w:type="dxa"/>
+              <w:start w:w="80" w:type="dxa"/>
+              <w:end w:w="80" w:type="dxa"/>
+            </w:tcMar>
+            <w:vAlign w:val="center"/>
+          </w:tcPr>
+          <w:p>
+            <w:r/>
+            <w:r>
+              <w:rPr>
+                <w:rFonts w:ascii="Arial" w:hAnsi="Arial"/>
+                <w:b w:val="0"/>
+                <w:i w:val="0"/>
+                <w:color w:val="000000"/>
+                <w:sz w:val="18"/>
+              </w:rPr>
+              <w:t>`Personal/`</w:t>
+            </w:r>
+          </w:p>
+        </w:tc>
+        <w:tc>
+          <w:tcPr>
+            <w:tcW w:type="dxa" w:w="4536"/>
+            <w:tcMar>
+              <w:top w:w="50" w:type="dxa"/>
+              <w:bottom w:w="50" w:type="dxa"/>
+              <w:start w:w="80" w:type="dxa"/>
+              <w:end w:w="80" w:type="dxa"/>
+            </w:tcMar>
+            <w:vAlign w:val="center"/>
+          </w:tcPr>
+          <w:p>
+            <w:r/>
+            <w:r>
+              <w:rPr>
+                <w:rFonts w:ascii="Arial" w:hAnsi="Arial"/>
+                <w:b w:val="0"/>
+                <w:i w:val="0"/>
+                <w:color w:val="000000"/>
+                <w:sz w:val="18"/>
+              </w:rPr>
+              <w:t>Your own personal notes</w:t>
+            </w:r>
+          </w:p>
+        </w:tc>
+      </w:tr>
+      <w:tr>
+        <w:tc>
+          <w:tcPr>
+            <w:tcW w:type="dxa" w:w="4536"/>
+            <w:tcMar>
+              <w:top w:w="50" w:type="dxa"/>
+              <w:bottom w:w="50" w:type="dxa"/>
+              <w:start w:w="80" w:type="dxa"/>
+              <w:end w:w="80" w:type="dxa"/>
+            </w:tcMar>
+            <w:shd w:val="clear" w:color="auto" w:fill="E9EDF0"/>
+            <w:vAlign w:val="center"/>
+          </w:tcPr>
+          <w:p>
+            <w:r/>
+            <w:r>
+              <w:rPr>
+                <w:rFonts w:ascii="Arial" w:hAnsi="Arial"/>
+                <w:b w:val="0"/>
+                <w:i w:val="0"/>
+                <w:color w:val="000000"/>
+                <w:sz w:val="18"/>
+              </w:rPr>
+              <w:t>`ttc-general/`</w:t>
+            </w:r>
+          </w:p>
+        </w:tc>
+        <w:tc>
+          <w:tcPr>
+            <w:tcW w:type="dxa" w:w="4536"/>
+            <w:tcMar>
+              <w:top w:w="50" w:type="dxa"/>
+              <w:bottom w:w="50" w:type="dxa"/>
+              <w:start w:w="80" w:type="dxa"/>
+              <w:end w:w="80" w:type="dxa"/>
+            </w:tcMar>
+            <w:shd w:val="clear" w:color="auto" w:fill="E9EDF0"/>
+            <w:vAlign w:val="center"/>
+          </w:tcPr>
+          <w:p>
+            <w:r/>
+            <w:r>
+              <w:rPr>
+                <w:rFonts w:ascii="Arial" w:hAnsi="Arial"/>
+                <w:b w:val="0"/>
+                <w:i w:val="0"/>
+                <w:color w:val="000000"/>
+                <w:sz w:val="18"/>
+              </w:rPr>
+              <w:t>Brand assets, sales methodology, service offerings</w:t>
+            </w:r>
+          </w:p>
+        </w:tc>
+      </w:tr>
+      <w:tr>
+        <w:tc>
+          <w:tcPr>
+            <w:tcW w:type="dxa" w:w="4536"/>
+            <w:tcMar>
+              <w:top w:w="50" w:type="dxa"/>
+              <w:bottom w:w="50" w:type="dxa"/>
+              <w:start w:w="80" w:type="dxa"/>
+              <w:end w:w="80" w:type="dxa"/>
+            </w:tcMar>
+            <w:vAlign w:val="center"/>
+          </w:tcPr>
+          <w:p>
+            <w:r/>
+            <w:r>
+              <w:rPr>
+                <w:rFonts w:ascii="Arial" w:hAnsi="Arial"/>
+                <w:b w:val="0"/>
+                <w:i w:val="0"/>
+                <w:color w:val="000000"/>
+                <w:sz w:val="18"/>
+              </w:rPr>
+              <w:t>`Archive/`</w:t>
+            </w:r>
+          </w:p>
+        </w:tc>
+        <w:tc>
+          <w:tcPr>
+            <w:tcW w:type="dxa" w:w="4536"/>
+            <w:tcMar>
+              <w:top w:w="50" w:type="dxa"/>
+              <w:bottom w:w="50" w:type="dxa"/>
+              <w:start w:w="80" w:type="dxa"/>
+              <w:end w:w="80" w:type="dxa"/>
+            </w:tcMar>
+            <w:vAlign w:val="center"/>
+          </w:tcPr>
+          <w:p>
+            <w:r/>
+            <w:r>
+              <w:rPr>
+                <w:rFonts w:ascii="Arial" w:hAnsi="Arial"/>
+                <w:b w:val="0"/>
+                <w:i w:val="0"/>
+                <w:color w:val="000000"/>
+                <w:sz w:val="18"/>
+              </w:rPr>
+              <w:t>Historical, read-only</w:t>
+            </w:r>
+          </w:p>
+        </w:tc>
+      </w:tr>
+    </w:tbl>
+    <w:p/>
+    <w:p>
+      <w:r>
+        <w:rPr>
+          <w:rFonts w:ascii="Arial" w:hAnsi="Arial"/>
+          <w:b w:val="0"/>
+          <w:i w:val="0"/>
+          <w:color w:val="000000"/>
+          <w:sz w:val="20"/>
+        </w:rPr>
+        <w:t xml:space="preserve">This tier is </w:t>
+      </w:r>
+      <w:r>
+        <w:rPr>
+          <w:rFonts w:ascii="Arial" w:hAnsi="Arial"/>
+          <w:b/>
+          <w:i w:val="0"/>
+          <w:color w:val="000000"/>
+          <w:sz w:val="20"/>
+        </w:rPr>
+        <w:t>local to your machine</w:t>
+      </w:r>
+      <w:r>
+        <w:rPr>
+          <w:rFonts w:ascii="Arial" w:hAnsi="Arial"/>
+          <w:b w:val="0"/>
+          <w:i w:val="0"/>
+          <w:color w:val="000000"/>
+          <w:sz w:val="20"/>
+        </w:rPr>
+        <w:t>. Your colleagues have their own copies. Refreshing one doesn't touch anyone else's.</w:t>
+      </w:r>
+    </w:p>
+    <w:p>
+      <w:pPr>
+        <w:pStyle w:val="Heading3"/>
+      </w:pPr>
+      <w:r>
+        <w:rPr>
+          <w:rFonts w:ascii="Arial" w:hAnsi="Arial"/>
+          <w:color w:val="25415C"/>
+          <w:sz w:val="24"/>
+        </w:rPr>
+        <w:t>Tier 2 — Customer KB (shared via OneDrive)</w:t>
+      </w:r>
+    </w:p>
+    <w:p>
+      <w:r>
+        <w:rPr>
+          <w:rFonts w:ascii="Arial" w:hAnsi="Arial"/>
+          <w:b w:val="0"/>
+          <w:i w:val="0"/>
+          <w:color w:val="000000"/>
+          <w:sz w:val="20"/>
+        </w:rPr>
+        <w:t>Location: every active customer has a hidden folder called `AI-INFO - DO NOT DELETE/` directly under their OneDrive folder. Examples:</w:t>
+      </w:r>
+    </w:p>
+    <w:p>
+      <w:pPr>
+        <w:spacing w:before="120" w:after="120"/>
+        <w:ind w:left="567"/>
+        <w:shd w:val="clear" w:color="auto" w:fill="E9EDF0"/>
+      </w:pPr>
+      <w:r>
+        <w:rPr>
+          <w:rFonts w:ascii="Courier New" w:hAnsi="Courier New"/>
+          <w:color w:val="25415C"/>
+          <w:sz w:val="16"/>
+        </w:rPr>
+        <w:t>OneDrive-TTCGlobal/Sales/Customer/Middle East/ADNOC/AI-INFO - DO NOT DELETE/</w:t>
+      </w:r>
+      <w:r>
+        <w:rPr>
+          <w:rFonts w:ascii="Courier New" w:hAnsi="Courier New"/>
+          <w:color w:val="25415C"/>
+          <w:sz w:val="16"/>
+        </w:rPr>
+        <w:br/>
+        <w:t>OneDrive-TTCGlobal/Sales/Customer/Middle East/ENOC/AI-INFO - DO NOT DELETE/</w:t>
+      </w:r>
+      <w:r>
+        <w:rPr>
+          <w:rFonts w:ascii="Courier New" w:hAnsi="Courier New"/>
+          <w:color w:val="25415C"/>
+          <w:sz w:val="16"/>
+        </w:rPr>
+        <w:br/>
+        <w:t>OneDrive-TTCGlobal/Delivery/Leapwork/VKB/AI-INFO - DO NOT DELETE/</w:t>
+      </w:r>
+    </w:p>
+    <w:p>
+      <w:r>
+        <w:rPr>
+          <w:rFonts w:ascii="Arial" w:hAnsi="Arial"/>
+          <w:b w:val="0"/>
+          <w:i w:val="0"/>
+          <w:color w:val="000000"/>
+          <w:sz w:val="20"/>
+        </w:rPr>
+        <w:t>Inside each folder:</w:t>
+      </w:r>
+    </w:p>
+    <w:tbl>
+      <w:tblPr>
+        <w:tblStyle w:val="TableGrid"/>
+        <w:tblW w:type="auto" w:w="0"/>
+        <w:jc w:val="left"/>
+        <w:tblLook w:firstColumn="1" w:firstRow="1" w:lastColumn="0" w:lastRow="0" w:noHBand="0" w:noVBand="1" w:val="04A0"/>
+      </w:tblPr>
+      <w:tblGrid>
+        <w:gridCol w:w="4536"/>
+        <w:gridCol w:w="4536"/>
+      </w:tblGrid>
+      <w:tr>
+        <w:tc>
+          <w:tcPr>
+            <w:tcW w:type="dxa" w:w="4536"/>
+            <w:shd w:val="clear" w:color="auto" w:fill="25415C"/>
+            <w:tcMar>
+              <w:top w:w="50" w:type="dxa"/>
+              <w:bottom w:w="50" w:type="dxa"/>
+              <w:start w:w="80" w:type="dxa"/>
+              <w:end w:w="80" w:type="dxa"/>
+            </w:tcMar>
+            <w:vAlign w:val="center"/>
+          </w:tcPr>
+          <w:p>
+            <w:r/>
+            <w:r>
+              <w:rPr>
+                <w:rFonts w:ascii="Arial" w:hAnsi="Arial"/>
+                <w:b/>
+                <w:i w:val="0"/>
+                <w:color w:val="FFFFFF"/>
+                <w:sz w:val="18"/>
+              </w:rPr>
+              <w:t>File / folder</w:t>
+            </w:r>
+          </w:p>
+        </w:tc>
+        <w:tc>
+          <w:tcPr>
+            <w:tcW w:type="dxa" w:w="4536"/>
+            <w:shd w:val="clear" w:color="auto" w:fill="25415C"/>
+            <w:tcMar>
+              <w:top w:w="50" w:type="dxa"/>
+              <w:bottom w:w="50" w:type="dxa"/>
+              <w:start w:w="80" w:type="dxa"/>
+              <w:end w:w="80" w:type="dxa"/>
+            </w:tcMar>
+            <w:vAlign w:val="center"/>
+          </w:tcPr>
+          <w:p>
+            <w:r/>
+            <w:r>
+              <w:rPr>
+                <w:rFonts w:ascii="Arial" w:hAnsi="Arial"/>
+                <w:b/>
+                <w:i w:val="0"/>
+                <w:color w:val="FFFFFF"/>
+                <w:sz w:val="18"/>
+              </w:rPr>
+              <w:t>Purpose</w:t>
+            </w:r>
+          </w:p>
+        </w:tc>
+      </w:tr>
+      <w:tr>
+        <w:tc>
+          <w:tcPr>
+            <w:tcW w:type="dxa" w:w="4536"/>
+            <w:tcMar>
+              <w:top w:w="50" w:type="dxa"/>
+              <w:bottom w:w="50" w:type="dxa"/>
+              <w:start w:w="80" w:type="dxa"/>
+              <w:end w:w="80" w:type="dxa"/>
+            </w:tcMar>
+            <w:vAlign w:val="center"/>
+          </w:tcPr>
+          <w:p>
+            <w:r/>
+            <w:r>
+              <w:rPr>
+                <w:rFonts w:ascii="Arial" w:hAnsi="Arial"/>
+                <w:b w:val="0"/>
+                <w:i w:val="0"/>
+                <w:color w:val="000000"/>
+                <w:sz w:val="18"/>
+              </w:rPr>
+              <w:t>`README.md`</w:t>
+            </w:r>
+          </w:p>
+        </w:tc>
+        <w:tc>
+          <w:tcPr>
+            <w:tcW w:type="dxa" w:w="4536"/>
+            <w:tcMar>
+              <w:top w:w="50" w:type="dxa"/>
+              <w:bottom w:w="50" w:type="dxa"/>
+              <w:start w:w="80" w:type="dxa"/>
+              <w:end w:w="80" w:type="dxa"/>
+            </w:tcMar>
+            <w:vAlign w:val="center"/>
+          </w:tcPr>
+          <w:p>
+            <w:r/>
+            <w:r>
+              <w:rPr>
+                <w:rFonts w:ascii="Arial" w:hAnsi="Arial"/>
+                <w:b w:val="0"/>
+                <w:i w:val="0"/>
+                <w:color w:val="000000"/>
+                <w:sz w:val="18"/>
+              </w:rPr>
+              <w:t>Explains rules, names the responsible owner</w:t>
+            </w:r>
+          </w:p>
+        </w:tc>
+      </w:tr>
+      <w:tr>
+        <w:tc>
+          <w:tcPr>
+            <w:tcW w:type="dxa" w:w="4536"/>
+            <w:tcMar>
+              <w:top w:w="50" w:type="dxa"/>
+              <w:bottom w:w="50" w:type="dxa"/>
+              <w:start w:w="80" w:type="dxa"/>
+              <w:end w:w="80" w:type="dxa"/>
+            </w:tcMar>
+            <w:shd w:val="clear" w:color="auto" w:fill="E9EDF0"/>
+            <w:vAlign w:val="center"/>
+          </w:tcPr>
+          <w:p>
+            <w:r/>
+            <w:r>
+              <w:rPr>
+                <w:rFonts w:ascii="Arial" w:hAnsi="Arial"/>
+                <w:b w:val="0"/>
+                <w:i w:val="0"/>
+                <w:color w:val="000000"/>
+                <w:sz w:val="18"/>
+              </w:rPr>
+              <w:t>`notes.md`</w:t>
+            </w:r>
+          </w:p>
+        </w:tc>
+        <w:tc>
+          <w:tcPr>
+            <w:tcW w:type="dxa" w:w="4536"/>
+            <w:tcMar>
+              <w:top w:w="50" w:type="dxa"/>
+              <w:bottom w:w="50" w:type="dxa"/>
+              <w:start w:w="80" w:type="dxa"/>
+              <w:end w:w="80" w:type="dxa"/>
+            </w:tcMar>
+            <w:shd w:val="clear" w:color="auto" w:fill="E9EDF0"/>
+            <w:vAlign w:val="center"/>
+          </w:tcPr>
+          <w:p>
+            <w:r/>
+            <w:r>
+              <w:rPr>
+                <w:rFonts w:ascii="Arial" w:hAnsi="Arial"/>
+                <w:b w:val="0"/>
+                <w:i w:val="0"/>
+                <w:color w:val="000000"/>
+                <w:sz w:val="18"/>
+              </w:rPr>
+              <w:t>**Human-editable** running notes on the customer — anyone with folder access can contribute</w:t>
+            </w:r>
+          </w:p>
+        </w:tc>
+      </w:tr>
+      <w:tr>
+        <w:tc>
+          <w:tcPr>
+            <w:tcW w:type="dxa" w:w="4536"/>
+            <w:tcMar>
+              <w:top w:w="50" w:type="dxa"/>
+              <w:bottom w:w="50" w:type="dxa"/>
+              <w:start w:w="80" w:type="dxa"/>
+              <w:end w:w="80" w:type="dxa"/>
+            </w:tcMar>
+            <w:vAlign w:val="center"/>
+          </w:tcPr>
+          <w:p>
+            <w:r/>
+            <w:r>
+              <w:rPr>
+                <w:rFonts w:ascii="Arial" w:hAnsi="Arial"/>
+                <w:b w:val="0"/>
+                <w:i w:val="0"/>
+                <w:color w:val="000000"/>
+                <w:sz w:val="18"/>
+              </w:rPr>
+              <w:t>`memory.md`</w:t>
+            </w:r>
+          </w:p>
+        </w:tc>
+        <w:tc>
+          <w:tcPr>
+            <w:tcW w:type="dxa" w:w="4536"/>
+            <w:tcMar>
+              <w:top w:w="50" w:type="dxa"/>
+              <w:bottom w:w="50" w:type="dxa"/>
+              <w:start w:w="80" w:type="dxa"/>
+              <w:end w:w="80" w:type="dxa"/>
+            </w:tcMar>
+            <w:vAlign w:val="center"/>
+          </w:tcPr>
+          <w:p>
+            <w:r/>
+            <w:r>
+              <w:rPr>
+                <w:rFonts w:ascii="Arial" w:hAnsi="Arial"/>
+                <w:b w:val="0"/>
+                <w:i w:val="0"/>
+                <w:color w:val="000000"/>
+                <w:sz w:val="18"/>
+              </w:rPr>
+              <w:t>Agent session highlights — what AI has learned or decided</w:t>
+            </w:r>
+          </w:p>
+        </w:tc>
+      </w:tr>
+      <w:tr>
+        <w:tc>
+          <w:tcPr>
+            <w:tcW w:type="dxa" w:w="4536"/>
+            <w:tcMar>
+              <w:top w:w="50" w:type="dxa"/>
+              <w:bottom w:w="50" w:type="dxa"/>
+              <w:start w:w="80" w:type="dxa"/>
+              <w:end w:w="80" w:type="dxa"/>
+            </w:tcMar>
+            <w:shd w:val="clear" w:color="auto" w:fill="E9EDF0"/>
+            <w:vAlign w:val="center"/>
+          </w:tcPr>
+          <w:p>
+            <w:r/>
+            <w:r>
+              <w:rPr>
+                <w:rFonts w:ascii="Arial" w:hAnsi="Arial"/>
+                <w:b w:val="0"/>
+                <w:i w:val="0"/>
+                <w:color w:val="000000"/>
+                <w:sz w:val="18"/>
+              </w:rPr>
+              <w:t>`converted/`</w:t>
+            </w:r>
+          </w:p>
+        </w:tc>
+        <w:tc>
+          <w:tcPr>
+            <w:tcW w:type="dxa" w:w="4536"/>
+            <w:tcMar>
+              <w:top w:w="50" w:type="dxa"/>
+              <w:bottom w:w="50" w:type="dxa"/>
+              <w:start w:w="80" w:type="dxa"/>
+              <w:end w:w="80" w:type="dxa"/>
+            </w:tcMar>
+            <w:shd w:val="clear" w:color="auto" w:fill="E9EDF0"/>
+            <w:vAlign w:val="center"/>
+          </w:tcPr>
+          <w:p>
+            <w:r/>
+            <w:r>
+              <w:rPr>
+                <w:rFonts w:ascii="Arial" w:hAnsi="Arial"/>
+                <w:b w:val="0"/>
+                <w:i w:val="0"/>
+                <w:color w:val="000000"/>
+                <w:sz w:val="18"/>
+              </w:rPr>
+              <w:t>Generated `.txt` files agents read for semantic search — don't edit by hand</w:t>
+            </w:r>
+          </w:p>
+        </w:tc>
+      </w:tr>
+      <w:tr>
+        <w:tc>
+          <w:tcPr>
+            <w:tcW w:type="dxa" w:w="4536"/>
+            <w:tcMar>
+              <w:top w:w="50" w:type="dxa"/>
+              <w:bottom w:w="50" w:type="dxa"/>
+              <w:start w:w="80" w:type="dxa"/>
+              <w:end w:w="80" w:type="dxa"/>
+            </w:tcMar>
+            <w:vAlign w:val="center"/>
+          </w:tcPr>
+          <w:p>
+            <w:r/>
+            <w:r>
+              <w:rPr>
+                <w:rFonts w:ascii="Arial" w:hAnsi="Arial"/>
+                <w:b w:val="0"/>
+                <w:i w:val="0"/>
+                <w:color w:val="000000"/>
+                <w:sz w:val="18"/>
+              </w:rPr>
+              <w:t>`_index.json`</w:t>
+            </w:r>
+          </w:p>
+        </w:tc>
+        <w:tc>
+          <w:tcPr>
+            <w:tcW w:type="dxa" w:w="4536"/>
+            <w:tcMar>
+              <w:top w:w="50" w:type="dxa"/>
+              <w:bottom w:w="50" w:type="dxa"/>
+              <w:start w:w="80" w:type="dxa"/>
+              <w:end w:w="80" w:type="dxa"/>
+            </w:tcMar>
+            <w:vAlign w:val="center"/>
+          </w:tcPr>
+          <w:p>
+            <w:r/>
+            <w:r>
+              <w:rPr>
+                <w:rFonts w:ascii="Arial" w:hAnsi="Arial"/>
+                <w:b w:val="0"/>
+                <w:i w:val="0"/>
+                <w:color w:val="000000"/>
+                <w:sz w:val="18"/>
+              </w:rPr>
+              <w:t>Delta manifest (auto-generated)</w:t>
+            </w:r>
+          </w:p>
+        </w:tc>
+      </w:tr>
+    </w:tbl>
+    <w:p/>
+    <w:p>
+      <w:r>
+        <w:rPr>
+          <w:rFonts w:ascii="Arial" w:hAnsi="Arial"/>
+          <w:b w:val="0"/>
+          <w:i w:val="0"/>
+          <w:color w:val="000000"/>
+          <w:sz w:val="20"/>
+        </w:rPr>
+      </w:r>
+      <w:r>
+        <w:rPr>
+          <w:rFonts w:ascii="Arial" w:hAnsi="Arial"/>
+          <w:b/>
+          <w:i w:val="0"/>
+          <w:color w:val="000000"/>
+          <w:sz w:val="20"/>
+        </w:rPr>
+        <w:t>Why this matters:</w:t>
+      </w:r>
+      <w:r>
+        <w:rPr>
+          <w:rFonts w:ascii="Arial" w:hAnsi="Arial"/>
+          <w:b w:val="0"/>
+          <w:i w:val="0"/>
+          <w:color w:val="000000"/>
+          <w:sz w:val="20"/>
+        </w:rPr>
+      </w:r>
+    </w:p>
+    <w:p>
+      <w:pPr>
+        <w:pStyle w:val="ListBullet"/>
+      </w:pPr>
+      <w:r>
+        <w:rPr>
+          <w:rFonts w:ascii="Arial" w:hAnsi="Arial"/>
+          <w:b w:val="0"/>
+          <w:i w:val="0"/>
+          <w:color w:val="000000"/>
+          <w:sz w:val="20"/>
+        </w:rPr>
+      </w:r>
+      <w:r>
+        <w:rPr>
+          <w:rFonts w:ascii="Arial" w:hAnsi="Arial"/>
+          <w:b/>
+          <w:i w:val="0"/>
+          <w:color w:val="000000"/>
+          <w:sz w:val="20"/>
+        </w:rPr>
+        <w:t>Multi-user collaboration</w:t>
+      </w:r>
+      <w:r>
+        <w:rPr>
+          <w:rFonts w:ascii="Arial" w:hAnsi="Arial"/>
+          <w:b w:val="0"/>
+          <w:i w:val="0"/>
+          <w:color w:val="000000"/>
+          <w:sz w:val="20"/>
+        </w:rPr>
+        <w:t xml:space="preserve"> — when you work on ADNOC, your agent picks up notes your colleague added last week. When you add something, it syncs to them via OneDrive.</w:t>
+      </w:r>
+    </w:p>
+    <w:p>
+      <w:pPr>
+        <w:pStyle w:val="ListBullet"/>
+      </w:pPr>
+      <w:r>
+        <w:rPr>
+          <w:rFonts w:ascii="Arial" w:hAnsi="Arial"/>
+          <w:b w:val="0"/>
+          <w:i w:val="0"/>
+          <w:color w:val="000000"/>
+          <w:sz w:val="20"/>
+        </w:rPr>
+      </w:r>
+      <w:r>
+        <w:rPr>
+          <w:rFonts w:ascii="Arial" w:hAnsi="Arial"/>
+          <w:b/>
+          <w:i w:val="0"/>
+          <w:color w:val="000000"/>
+          <w:sz w:val="20"/>
+        </w:rPr>
+        <w:t>One source of truth per customer</w:t>
+      </w:r>
+      <w:r>
+        <w:rPr>
+          <w:rFonts w:ascii="Arial" w:hAnsi="Arial"/>
+          <w:b w:val="0"/>
+          <w:i w:val="0"/>
+          <w:color w:val="000000"/>
+          <w:sz w:val="20"/>
+        </w:rPr>
+        <w:t xml:space="preserve"> — no more duplicate customer KBs on different machines.</w:t>
+      </w:r>
+    </w:p>
+    <w:p>
+      <w:pPr>
+        <w:pStyle w:val="ListBullet"/>
+      </w:pPr>
+      <w:r>
+        <w:rPr>
+          <w:rFonts w:ascii="Arial" w:hAnsi="Arial"/>
+          <w:b w:val="0"/>
+          <w:i w:val="0"/>
+          <w:color w:val="000000"/>
+          <w:sz w:val="20"/>
+        </w:rPr>
+      </w:r>
+      <w:r>
+        <w:rPr>
+          <w:rFonts w:ascii="Arial" w:hAnsi="Arial"/>
+          <w:b/>
+          <w:i w:val="0"/>
+          <w:color w:val="000000"/>
+          <w:sz w:val="20"/>
+        </w:rPr>
+        <w:t>Folder is hidden</w:t>
+      </w:r>
+      <w:r>
+        <w:rPr>
+          <w:rFonts w:ascii="Arial" w:hAnsi="Arial"/>
+          <w:b w:val="0"/>
+          <w:i w:val="0"/>
+          <w:color w:val="000000"/>
+          <w:sz w:val="20"/>
+        </w:rPr>
+        <w:t xml:space="preserve"> on macOS / Windows — press `Cmd+Shift+.` (Mac) or enable "Show hidden items" (Windows) to see it. OneDrive Web always shows it.</w:t>
+      </w:r>
+    </w:p>
+    <w:p>
+      <w:pPr>
+        <w:pStyle w:val="ListBullet"/>
+      </w:pPr>
+      <w:r>
+        <w:rPr>
+          <w:rFonts w:ascii="Arial" w:hAnsi="Arial"/>
+          <w:b w:val="0"/>
+          <w:i w:val="0"/>
+          <w:color w:val="000000"/>
+          <w:sz w:val="20"/>
+        </w:rPr>
+      </w:r>
+      <w:r>
+        <w:rPr>
+          <w:rFonts w:ascii="Arial" w:hAnsi="Arial"/>
+          <w:b/>
+          <w:i w:val="0"/>
+          <w:color w:val="000000"/>
+          <w:sz w:val="20"/>
+        </w:rPr>
+        <w:t>Name is deliberately awkward</w:t>
+      </w:r>
+      <w:r>
+        <w:rPr>
+          <w:rFonts w:ascii="Arial" w:hAnsi="Arial"/>
+          <w:b w:val="0"/>
+          <w:i w:val="0"/>
+          <w:color w:val="000000"/>
+          <w:sz w:val="20"/>
+        </w:rPr>
+        <w:t xml:space="preserve"> (`AI-INFO - DO NOT DELETE`) so no one mistakes it for deliverables. OneDrive restores deletions within 93 days anyway.</w:t>
+      </w:r>
+    </w:p>
+    <w:p>
+      <w:pPr>
+        <w:pStyle w:val="Heading3"/>
+      </w:pPr>
+      <w:r>
+        <w:rPr>
+          <w:rFonts w:ascii="Arial" w:hAnsi="Arial"/>
+          <w:color w:val="25415C"/>
+          <w:sz w:val="24"/>
+        </w:rPr>
+        <w:t>Which agents use which tier</w:t>
+      </w:r>
+    </w:p>
+    <w:tbl>
+      <w:tblPr>
+        <w:tblStyle w:val="TableGrid"/>
+        <w:tblW w:type="auto" w:w="0"/>
+        <w:jc w:val="left"/>
+        <w:tblLook w:firstColumn="1" w:firstRow="1" w:lastColumn="0" w:lastRow="0" w:noHBand="0" w:noVBand="1" w:val="04A0"/>
+      </w:tblPr>
+      <w:tblGrid>
+        <w:gridCol w:w="3024"/>
+        <w:gridCol w:w="3024"/>
+        <w:gridCol w:w="3024"/>
+      </w:tblGrid>
+      <w:tr>
+        <w:tc>
+          <w:tcPr>
+            <w:tcW w:type="dxa" w:w="3024"/>
+            <w:shd w:val="clear" w:color="auto" w:fill="25415C"/>
+            <w:tcMar>
+              <w:top w:w="50" w:type="dxa"/>
+              <w:bottom w:w="50" w:type="dxa"/>
+              <w:start w:w="80" w:type="dxa"/>
+              <w:end w:w="80" w:type="dxa"/>
+            </w:tcMar>
+            <w:vAlign w:val="center"/>
+          </w:tcPr>
+          <w:p>
+            <w:r/>
+            <w:r>
+              <w:rPr>
+                <w:rFonts w:ascii="Arial" w:hAnsi="Arial"/>
+                <w:b/>
+                <w:i w:val="0"/>
+                <w:color w:val="FFFFFF"/>
+                <w:sz w:val="18"/>
+              </w:rPr>
+              <w:t>Agent</w:t>
+            </w:r>
+          </w:p>
+        </w:tc>
+        <w:tc>
+          <w:tcPr>
+            <w:tcW w:type="dxa" w:w="3024"/>
+            <w:shd w:val="clear" w:color="auto" w:fill="25415C"/>
+            <w:tcMar>
+              <w:top w:w="50" w:type="dxa"/>
+              <w:bottom w:w="50" w:type="dxa"/>
+              <w:start w:w="80" w:type="dxa"/>
+              <w:end w:w="80" w:type="dxa"/>
+            </w:tcMar>
+            <w:vAlign w:val="center"/>
+          </w:tcPr>
+          <w:p>
+            <w:r/>
+            <w:r>
+              <w:rPr>
+                <w:rFonts w:ascii="Arial" w:hAnsi="Arial"/>
+                <w:b/>
+                <w:i w:val="0"/>
+                <w:color w:val="FFFFFF"/>
+                <w:sz w:val="18"/>
+              </w:rPr>
+              <w:t>General KB</w:t>
+            </w:r>
+          </w:p>
+        </w:tc>
+        <w:tc>
+          <w:tcPr>
+            <w:tcW w:type="dxa" w:w="3024"/>
+            <w:shd w:val="clear" w:color="auto" w:fill="25415C"/>
+            <w:tcMar>
+              <w:top w:w="50" w:type="dxa"/>
+              <w:bottom w:w="50" w:type="dxa"/>
+              <w:start w:w="80" w:type="dxa"/>
+              <w:end w:w="80" w:type="dxa"/>
+            </w:tcMar>
+            <w:vAlign w:val="center"/>
+          </w:tcPr>
+          <w:p>
+            <w:r/>
+            <w:r>
+              <w:rPr>
+                <w:rFonts w:ascii="Arial" w:hAnsi="Arial"/>
+                <w:b/>
+                <w:i w:val="0"/>
+                <w:color w:val="FFFFFF"/>
+                <w:sz w:val="18"/>
+              </w:rPr>
+              <w:t>Customer KB</w:t>
+            </w:r>
+          </w:p>
+        </w:tc>
+      </w:tr>
+      <w:tr>
+        <w:tc>
+          <w:tcPr>
+            <w:tcW w:type="dxa" w:w="3024"/>
+            <w:tcMar>
+              <w:top w:w="50" w:type="dxa"/>
+              <w:bottom w:w="50" w:type="dxa"/>
+              <w:start w:w="80" w:type="dxa"/>
+              <w:end w:w="80" w:type="dxa"/>
+            </w:tcMar>
+            <w:vAlign w:val="center"/>
+          </w:tcPr>
+          <w:p>
+            <w:r/>
+            <w:r>
+              <w:rPr>
+                <w:rFonts w:ascii="Arial" w:hAnsi="Arial"/>
+                <w:b w:val="0"/>
+                <w:i w:val="0"/>
+                <w:color w:val="000000"/>
+                <w:sz w:val="18"/>
+              </w:rPr>
+              <w:t>**Tender**</w:t>
+            </w:r>
+          </w:p>
+        </w:tc>
+        <w:tc>
+          <w:tcPr>
+            <w:tcW w:type="dxa" w:w="3024"/>
+            <w:tcMar>
+              <w:top w:w="50" w:type="dxa"/>
+              <w:bottom w:w="50" w:type="dxa"/>
+              <w:start w:w="80" w:type="dxa"/>
+              <w:end w:w="80" w:type="dxa"/>
+            </w:tcMar>
+            <w:vAlign w:val="center"/>
+          </w:tcPr>
+          <w:p>
+            <w:r/>
+            <w:r>
+              <w:rPr>
+                <w:rFonts w:ascii="Arial" w:hAnsi="Arial"/>
+                <w:b w:val="0"/>
+                <w:i w:val="0"/>
+                <w:color w:val="000000"/>
+                <w:sz w:val="18"/>
+              </w:rPr>
+              <w:t>`ttc-general/`, `Finance/`</w:t>
+            </w:r>
+          </w:p>
+        </w:tc>
+        <w:tc>
+          <w:tcPr>
+            <w:tcW w:type="dxa" w:w="3024"/>
+            <w:tcMar>
+              <w:top w:w="50" w:type="dxa"/>
+              <w:bottom w:w="50" w:type="dxa"/>
+              <w:start w:w="80" w:type="dxa"/>
+              <w:end w:w="80" w:type="dxa"/>
+            </w:tcMar>
+            <w:vAlign w:val="center"/>
+          </w:tcPr>
+          <w:p>
+            <w:r/>
+            <w:r>
+              <w:rPr>
+                <w:rFonts w:ascii="Arial" w:hAnsi="Arial"/>
+                <w:b w:val="0"/>
+                <w:i w:val="0"/>
+                <w:color w:val="000000"/>
+                <w:sz w:val="18"/>
+              </w:rPr>
+              <w:t>✅ scoped per customer</w:t>
+            </w:r>
+          </w:p>
+        </w:tc>
+      </w:tr>
+      <w:tr>
+        <w:tc>
+          <w:tcPr>
+            <w:tcW w:type="dxa" w:w="3024"/>
+            <w:tcMar>
+              <w:top w:w="50" w:type="dxa"/>
+              <w:bottom w:w="50" w:type="dxa"/>
+              <w:start w:w="80" w:type="dxa"/>
+              <w:end w:w="80" w:type="dxa"/>
+            </w:tcMar>
+            <w:shd w:val="clear" w:color="auto" w:fill="E9EDF0"/>
+            <w:vAlign w:val="center"/>
+          </w:tcPr>
+          <w:p>
+            <w:r/>
+            <w:r>
+              <w:rPr>
+                <w:rFonts w:ascii="Arial" w:hAnsi="Arial"/>
+                <w:b w:val="0"/>
+                <w:i w:val="0"/>
+                <w:color w:val="000000"/>
+                <w:sz w:val="18"/>
+              </w:rPr>
+              <w:t>**Contracts**</w:t>
+            </w:r>
+          </w:p>
+        </w:tc>
+        <w:tc>
+          <w:tcPr>
+            <w:tcW w:type="dxa" w:w="3024"/>
+            <w:tcMar>
+              <w:top w:w="50" w:type="dxa"/>
+              <w:bottom w:w="50" w:type="dxa"/>
+              <w:start w:w="80" w:type="dxa"/>
+              <w:end w:w="80" w:type="dxa"/>
+            </w:tcMar>
+            <w:shd w:val="clear" w:color="auto" w:fill="E9EDF0"/>
+            <w:vAlign w:val="center"/>
+          </w:tcPr>
+          <w:p>
+            <w:r/>
+            <w:r>
+              <w:rPr>
+                <w:rFonts w:ascii="Arial" w:hAnsi="Arial"/>
+                <w:b w:val="0"/>
+                <w:i w:val="0"/>
+                <w:color w:val="000000"/>
+                <w:sz w:val="18"/>
+              </w:rPr>
+              <w:t>`Finance/Contract Templates TTC/`</w:t>
+            </w:r>
+          </w:p>
+        </w:tc>
+        <w:tc>
+          <w:tcPr>
+            <w:tcW w:type="dxa" w:w="3024"/>
+            <w:tcMar>
+              <w:top w:w="50" w:type="dxa"/>
+              <w:bottom w:w="50" w:type="dxa"/>
+              <w:start w:w="80" w:type="dxa"/>
+              <w:end w:w="80" w:type="dxa"/>
+            </w:tcMar>
+            <w:shd w:val="clear" w:color="auto" w:fill="E9EDF0"/>
+            <w:vAlign w:val="center"/>
+          </w:tcPr>
+          <w:p>
+            <w:r/>
+            <w:r>
+              <w:rPr>
+                <w:rFonts w:ascii="Arial" w:hAnsi="Arial"/>
+                <w:b w:val="0"/>
+                <w:i w:val="0"/>
+                <w:color w:val="000000"/>
+                <w:sz w:val="18"/>
+              </w:rPr>
+              <w:t>✅ scoped per customer</w:t>
+            </w:r>
+          </w:p>
+        </w:tc>
+      </w:tr>
+      <w:tr>
+        <w:tc>
+          <w:tcPr>
+            <w:tcW w:type="dxa" w:w="3024"/>
+            <w:tcMar>
+              <w:top w:w="50" w:type="dxa"/>
+              <w:bottom w:w="50" w:type="dxa"/>
+              <w:start w:w="80" w:type="dxa"/>
+              <w:end w:w="80" w:type="dxa"/>
+            </w:tcMar>
+            <w:vAlign w:val="center"/>
+          </w:tcPr>
+          <w:p>
+            <w:r/>
+            <w:r>
+              <w:rPr>
+                <w:rFonts w:ascii="Arial" w:hAnsi="Arial"/>
+                <w:b w:val="0"/>
+                <w:i w:val="0"/>
+                <w:color w:val="000000"/>
+                <w:sz w:val="18"/>
+              </w:rPr>
+              <w:t>**Test**</w:t>
+            </w:r>
+          </w:p>
+        </w:tc>
+        <w:tc>
+          <w:tcPr>
+            <w:tcW w:type="dxa" w:w="3024"/>
+            <w:tcMar>
+              <w:top w:w="50" w:type="dxa"/>
+              <w:bottom w:w="50" w:type="dxa"/>
+              <w:start w:w="80" w:type="dxa"/>
+              <w:end w:w="80" w:type="dxa"/>
+            </w:tcMar>
+            <w:vAlign w:val="center"/>
+          </w:tcPr>
+          <w:p>
+            <w:r/>
+            <w:r>
+              <w:rPr>
+                <w:rFonts w:ascii="Arial" w:hAnsi="Arial"/>
+                <w:b w:val="0"/>
+                <w:i w:val="0"/>
+                <w:color w:val="000000"/>
+                <w:sz w:val="18"/>
+              </w:rPr>
+              <w:t>`BwBm/`, `ttc-general/`</w:t>
+            </w:r>
+          </w:p>
+        </w:tc>
+        <w:tc>
+          <w:tcPr>
+            <w:tcW w:type="dxa" w:w="3024"/>
+            <w:tcMar>
+              <w:top w:w="50" w:type="dxa"/>
+              <w:bottom w:w="50" w:type="dxa"/>
+              <w:start w:w="80" w:type="dxa"/>
+              <w:end w:w="80" w:type="dxa"/>
+            </w:tcMar>
+            <w:vAlign w:val="center"/>
+          </w:tcPr>
+          <w:p>
+            <w:r/>
+            <w:r>
+              <w:rPr>
+                <w:rFonts w:ascii="Arial" w:hAnsi="Arial"/>
+                <w:b w:val="0"/>
+                <w:i w:val="0"/>
+                <w:color w:val="000000"/>
+                <w:sz w:val="18"/>
+              </w:rPr>
+              <w:t>✅ scoped per customer</w:t>
+            </w:r>
+          </w:p>
+        </w:tc>
+      </w:tr>
+      <w:tr>
+        <w:tc>
+          <w:tcPr>
+            <w:tcW w:type="dxa" w:w="3024"/>
+            <w:tcMar>
+              <w:top w:w="50" w:type="dxa"/>
+              <w:bottom w:w="50" w:type="dxa"/>
+              <w:start w:w="80" w:type="dxa"/>
+              <w:end w:w="80" w:type="dxa"/>
+            </w:tcMar>
+            <w:shd w:val="clear" w:color="auto" w:fill="E9EDF0"/>
+            <w:vAlign w:val="center"/>
+          </w:tcPr>
+          <w:p>
+            <w:r/>
+            <w:r>
+              <w:rPr>
+                <w:rFonts w:ascii="Arial" w:hAnsi="Arial"/>
+                <w:b w:val="0"/>
+                <w:i w:val="0"/>
+                <w:color w:val="000000"/>
+                <w:sz w:val="18"/>
+              </w:rPr>
+              <w:t>**TAF**</w:t>
+            </w:r>
+          </w:p>
+        </w:tc>
+        <w:tc>
+          <w:tcPr>
+            <w:tcW w:type="dxa" w:w="3024"/>
+            <w:tcMar>
+              <w:top w:w="50" w:type="dxa"/>
+              <w:bottom w:w="50" w:type="dxa"/>
+              <w:start w:w="80" w:type="dxa"/>
+              <w:end w:w="80" w:type="dxa"/>
+            </w:tcMar>
+            <w:shd w:val="clear" w:color="auto" w:fill="E9EDF0"/>
+            <w:vAlign w:val="center"/>
+          </w:tcPr>
+          <w:p>
+            <w:r/>
+            <w:r>
+              <w:rPr>
+                <w:rFonts w:ascii="Arial" w:hAnsi="Arial"/>
+                <w:b w:val="0"/>
+                <w:i w:val="0"/>
+                <w:color w:val="000000"/>
+                <w:sz w:val="18"/>
+              </w:rPr>
+              <w:t>`ttc-general/`</w:t>
+            </w:r>
+          </w:p>
+        </w:tc>
+        <w:tc>
+          <w:tcPr>
+            <w:tcW w:type="dxa" w:w="3024"/>
+            <w:tcMar>
+              <w:top w:w="50" w:type="dxa"/>
+              <w:bottom w:w="50" w:type="dxa"/>
+              <w:start w:w="80" w:type="dxa"/>
+              <w:end w:w="80" w:type="dxa"/>
+            </w:tcMar>
+            <w:shd w:val="clear" w:color="auto" w:fill="E9EDF0"/>
+            <w:vAlign w:val="center"/>
+          </w:tcPr>
+          <w:p>
+            <w:r/>
+            <w:r>
+              <w:rPr>
+                <w:rFonts w:ascii="Arial" w:hAnsi="Arial"/>
+                <w:b w:val="0"/>
+                <w:i w:val="0"/>
+                <w:color w:val="000000"/>
+                <w:sz w:val="18"/>
+              </w:rPr>
+              <w:t>✅ reads customer context for test scope</w:t>
+            </w:r>
+          </w:p>
+        </w:tc>
+      </w:tr>
+      <w:tr>
+        <w:tc>
+          <w:tcPr>
+            <w:tcW w:type="dxa" w:w="3024"/>
+            <w:tcMar>
+              <w:top w:w="50" w:type="dxa"/>
+              <w:bottom w:w="50" w:type="dxa"/>
+              <w:start w:w="80" w:type="dxa"/>
+              <w:end w:w="80" w:type="dxa"/>
+            </w:tcMar>
+            <w:vAlign w:val="center"/>
+          </w:tcPr>
+          <w:p>
+            <w:r/>
+            <w:r>
+              <w:rPr>
+                <w:rFonts w:ascii="Arial" w:hAnsi="Arial"/>
+                <w:b w:val="0"/>
+                <w:i w:val="0"/>
+                <w:color w:val="000000"/>
+                <w:sz w:val="18"/>
+              </w:rPr>
+              <w:t>**QA TOM Generator**</w:t>
+            </w:r>
+          </w:p>
+        </w:tc>
+        <w:tc>
+          <w:tcPr>
+            <w:tcW w:type="dxa" w:w="3024"/>
+            <w:tcMar>
+              <w:top w:w="50" w:type="dxa"/>
+              <w:bottom w:w="50" w:type="dxa"/>
+              <w:start w:w="80" w:type="dxa"/>
+              <w:end w:w="80" w:type="dxa"/>
+            </w:tcMar>
+            <w:vAlign w:val="center"/>
+          </w:tcPr>
+          <w:p>
+            <w:r/>
+            <w:r>
+              <w:rPr>
+                <w:rFonts w:ascii="Arial" w:hAnsi="Arial"/>
+                <w:b w:val="0"/>
+                <w:i w:val="0"/>
+                <w:color w:val="000000"/>
+                <w:sz w:val="18"/>
+              </w:rPr>
+              <w:t>`ttc-general/`, methodology</w:t>
+            </w:r>
+          </w:p>
+        </w:tc>
+        <w:tc>
+          <w:tcPr>
+            <w:tcW w:type="dxa" w:w="3024"/>
+            <w:tcMar>
+              <w:top w:w="50" w:type="dxa"/>
+              <w:bottom w:w="50" w:type="dxa"/>
+              <w:start w:w="80" w:type="dxa"/>
+              <w:end w:w="80" w:type="dxa"/>
+            </w:tcMar>
+            <w:vAlign w:val="center"/>
+          </w:tcPr>
+          <w:p>
+            <w:r/>
+            <w:r>
+              <w:rPr>
+                <w:rFonts w:ascii="Arial" w:hAnsi="Arial"/>
+                <w:b w:val="0"/>
+                <w:i w:val="0"/>
+                <w:color w:val="000000"/>
+                <w:sz w:val="18"/>
+              </w:rPr>
+              <w:t>✅ scoped per customer</w:t>
+            </w:r>
+          </w:p>
+        </w:tc>
+      </w:tr>
+      <w:tr>
+        <w:tc>
+          <w:tcPr>
+            <w:tcW w:type="dxa" w:w="3024"/>
+            <w:tcMar>
+              <w:top w:w="50" w:type="dxa"/>
+              <w:bottom w:w="50" w:type="dxa"/>
+              <w:start w:w="80" w:type="dxa"/>
+              <w:end w:w="80" w:type="dxa"/>
+            </w:tcMar>
+            <w:shd w:val="clear" w:color="auto" w:fill="E9EDF0"/>
+            <w:vAlign w:val="center"/>
+          </w:tcPr>
+          <w:p>
+            <w:r/>
+            <w:r>
+              <w:rPr>
+                <w:rFonts w:ascii="Arial" w:hAnsi="Arial"/>
+                <w:b w:val="0"/>
+                <w:i w:val="0"/>
+                <w:color w:val="000000"/>
+                <w:sz w:val="18"/>
+              </w:rPr>
+              <w:t>**SAP**</w:t>
+            </w:r>
+          </w:p>
+        </w:tc>
+        <w:tc>
+          <w:tcPr>
+            <w:tcW w:type="dxa" w:w="3024"/>
+            <w:tcMar>
+              <w:top w:w="50" w:type="dxa"/>
+              <w:bottom w:w="50" w:type="dxa"/>
+              <w:start w:w="80" w:type="dxa"/>
+              <w:end w:w="80" w:type="dxa"/>
+            </w:tcMar>
+            <w:shd w:val="clear" w:color="auto" w:fill="E9EDF0"/>
+            <w:vAlign w:val="center"/>
+          </w:tcPr>
+          <w:p>
+            <w:r/>
+            <w:r>
+              <w:rPr>
+                <w:rFonts w:ascii="Arial" w:hAnsi="Arial"/>
+                <w:b w:val="0"/>
+                <w:i w:val="0"/>
+                <w:color w:val="000000"/>
+                <w:sz w:val="18"/>
+              </w:rPr>
+              <w:t>`BwBm/`</w:t>
+            </w:r>
+          </w:p>
+        </w:tc>
+        <w:tc>
+          <w:tcPr>
+            <w:tcW w:type="dxa" w:w="3024"/>
+            <w:tcMar>
+              <w:top w:w="50" w:type="dxa"/>
+              <w:bottom w:w="50" w:type="dxa"/>
+              <w:start w:w="80" w:type="dxa"/>
+              <w:end w:w="80" w:type="dxa"/>
+            </w:tcMar>
+            <w:shd w:val="clear" w:color="auto" w:fill="E9EDF0"/>
+            <w:vAlign w:val="center"/>
+          </w:tcPr>
+          <w:p>
+            <w:r/>
+            <w:r>
+              <w:rPr>
+                <w:rFonts w:ascii="Arial" w:hAnsi="Arial"/>
+                <w:b w:val="0"/>
+                <w:i w:val="0"/>
+                <w:color w:val="000000"/>
+                <w:sz w:val="18"/>
+              </w:rPr>
+              <w:t>✅ when working on customer SAP landscape</w:t>
+            </w:r>
+          </w:p>
+        </w:tc>
+      </w:tr>
+      <w:tr>
+        <w:tc>
+          <w:tcPr>
+            <w:tcW w:type="dxa" w:w="3024"/>
+            <w:tcMar>
+              <w:top w:w="50" w:type="dxa"/>
+              <w:bottom w:w="50" w:type="dxa"/>
+              <w:start w:w="80" w:type="dxa"/>
+              <w:end w:w="80" w:type="dxa"/>
+            </w:tcMar>
+            <w:vAlign w:val="center"/>
+          </w:tcPr>
+          <w:p>
+            <w:r/>
+            <w:r>
+              <w:rPr>
+                <w:rFonts w:ascii="Arial" w:hAnsi="Arial"/>
+                <w:b w:val="0"/>
+                <w:i w:val="0"/>
+                <w:color w:val="000000"/>
+                <w:sz w:val="18"/>
+              </w:rPr>
+              <w:t>**BwBm**</w:t>
+            </w:r>
+          </w:p>
+        </w:tc>
+        <w:tc>
+          <w:tcPr>
+            <w:tcW w:type="dxa" w:w="3024"/>
+            <w:tcMar>
+              <w:top w:w="50" w:type="dxa"/>
+              <w:bottom w:w="50" w:type="dxa"/>
+              <w:start w:w="80" w:type="dxa"/>
+              <w:end w:w="80" w:type="dxa"/>
+            </w:tcMar>
+            <w:vAlign w:val="center"/>
+          </w:tcPr>
+          <w:p>
+            <w:r/>
+            <w:r>
+              <w:rPr>
+                <w:rFonts w:ascii="Arial" w:hAnsi="Arial"/>
+                <w:b w:val="0"/>
+                <w:i w:val="0"/>
+                <w:color w:val="000000"/>
+                <w:sz w:val="18"/>
+              </w:rPr>
+              <w:t>`BwBm/` (internal project — stays Tier 1)</w:t>
+            </w:r>
+          </w:p>
+        </w:tc>
+        <w:tc>
+          <w:tcPr>
+            <w:tcW w:type="dxa" w:w="3024"/>
+            <w:tcMar>
+              <w:top w:w="50" w:type="dxa"/>
+              <w:bottom w:w="50" w:type="dxa"/>
+              <w:start w:w="80" w:type="dxa"/>
+              <w:end w:w="80" w:type="dxa"/>
+            </w:tcMar>
+            <w:vAlign w:val="center"/>
+          </w:tcPr>
+          <w:p>
+            <w:r/>
+            <w:r>
+              <w:rPr>
+                <w:rFonts w:ascii="Arial" w:hAnsi="Arial"/>
+                <w:b w:val="0"/>
+                <w:i w:val="0"/>
+                <w:color w:val="000000"/>
+                <w:sz w:val="18"/>
+              </w:rPr>
+              <w:t>rarely</w:t>
+            </w:r>
+          </w:p>
+        </w:tc>
+      </w:tr>
+      <w:tr>
+        <w:tc>
+          <w:tcPr>
+            <w:tcW w:type="dxa" w:w="3024"/>
+            <w:tcMar>
+              <w:top w:w="50" w:type="dxa"/>
+              <w:bottom w:w="50" w:type="dxa"/>
+              <w:start w:w="80" w:type="dxa"/>
+              <w:end w:w="80" w:type="dxa"/>
+            </w:tcMar>
+            <w:shd w:val="clear" w:color="auto" w:fill="E9EDF0"/>
+            <w:vAlign w:val="center"/>
+          </w:tcPr>
+          <w:p>
+            <w:r/>
+            <w:r>
+              <w:rPr>
+                <w:rFonts w:ascii="Arial" w:hAnsi="Arial"/>
+                <w:b w:val="0"/>
+                <w:i w:val="0"/>
+                <w:color w:val="000000"/>
+                <w:sz w:val="18"/>
+              </w:rPr>
+              <w:t>**Infrastructure**</w:t>
+            </w:r>
+          </w:p>
+        </w:tc>
+        <w:tc>
+          <w:tcPr>
+            <w:tcW w:type="dxa" w:w="3024"/>
+            <w:tcMar>
+              <w:top w:w="50" w:type="dxa"/>
+              <w:bottom w:w="50" w:type="dxa"/>
+              <w:start w:w="80" w:type="dxa"/>
+              <w:end w:w="80" w:type="dxa"/>
+            </w:tcMar>
+            <w:shd w:val="clear" w:color="auto" w:fill="E9EDF0"/>
+            <w:vAlign w:val="center"/>
+          </w:tcPr>
+          <w:p>
+            <w:r/>
+            <w:r>
+              <w:rPr>
+                <w:rFonts w:ascii="Arial" w:hAnsi="Arial"/>
+                <w:b w:val="0"/>
+                <w:i w:val="0"/>
+                <w:color w:val="000000"/>
+                <w:sz w:val="18"/>
+              </w:rPr>
+              <w:t>documents the framework itself</w:t>
+            </w:r>
+          </w:p>
+        </w:tc>
+        <w:tc>
+          <w:tcPr>
+            <w:tcW w:type="dxa" w:w="3024"/>
+            <w:tcMar>
+              <w:top w:w="50" w:type="dxa"/>
+              <w:bottom w:w="50" w:type="dxa"/>
+              <w:start w:w="80" w:type="dxa"/>
+              <w:end w:w="80" w:type="dxa"/>
+            </w:tcMar>
+            <w:shd w:val="clear" w:color="auto" w:fill="E9EDF0"/>
+            <w:vAlign w:val="center"/>
+          </w:tcPr>
+          <w:p>
+            <w:r/>
+            <w:r>
+              <w:rPr>
+                <w:rFonts w:ascii="Arial" w:hAnsi="Arial"/>
+                <w:b w:val="0"/>
+                <w:i w:val="0"/>
+                <w:color w:val="000000"/>
+                <w:sz w:val="18"/>
+              </w:rPr>
+              <w:t>—</w:t>
+            </w:r>
+          </w:p>
+        </w:tc>
+      </w:tr>
+      <w:tr>
+        <w:tc>
+          <w:tcPr>
+            <w:tcW w:type="dxa" w:w="3024"/>
+            <w:tcMar>
+              <w:top w:w="50" w:type="dxa"/>
+              <w:bottom w:w="50" w:type="dxa"/>
+              <w:start w:w="80" w:type="dxa"/>
+              <w:end w:w="80" w:type="dxa"/>
+            </w:tcMar>
+            <w:vAlign w:val="center"/>
+          </w:tcPr>
+          <w:p>
+            <w:r/>
+            <w:r>
+              <w:rPr>
+                <w:rFonts w:ascii="Arial" w:hAnsi="Arial"/>
+                <w:b w:val="0"/>
+                <w:i w:val="0"/>
+                <w:color w:val="000000"/>
+                <w:sz w:val="18"/>
+              </w:rPr>
+              <w:t>Finance, HR, Odoo, Personal, Private, PPTX</w:t>
+            </w:r>
+          </w:p>
+        </w:tc>
+        <w:tc>
+          <w:tcPr>
+            <w:tcW w:type="dxa" w:w="3024"/>
+            <w:tcMar>
+              <w:top w:w="50" w:type="dxa"/>
+              <w:bottom w:w="50" w:type="dxa"/>
+              <w:start w:w="80" w:type="dxa"/>
+              <w:end w:w="80" w:type="dxa"/>
+            </w:tcMar>
+            <w:vAlign w:val="center"/>
+          </w:tcPr>
+          <w:p>
+            <w:r/>
+            <w:r>
+              <w:rPr>
+                <w:rFonts w:ascii="Arial" w:hAnsi="Arial"/>
+                <w:b w:val="0"/>
+                <w:i w:val="0"/>
+                <w:color w:val="000000"/>
+                <w:sz w:val="18"/>
+              </w:rPr>
+              <w:t>their own reference</w:t>
+            </w:r>
+          </w:p>
+        </w:tc>
+        <w:tc>
+          <w:tcPr>
+            <w:tcW w:type="dxa" w:w="3024"/>
+            <w:tcMar>
+              <w:top w:w="50" w:type="dxa"/>
+              <w:bottom w:w="50" w:type="dxa"/>
+              <w:start w:w="80" w:type="dxa"/>
+              <w:end w:w="80" w:type="dxa"/>
+            </w:tcMar>
+            <w:vAlign w:val="center"/>
+          </w:tcPr>
+          <w:p>
+            <w:r/>
+            <w:r>
+              <w:rPr>
+                <w:rFonts w:ascii="Arial" w:hAnsi="Arial"/>
+                <w:b w:val="0"/>
+                <w:i w:val="0"/>
+                <w:color w:val="000000"/>
+                <w:sz w:val="18"/>
+              </w:rPr>
+              <w:t>— (don't touch customer KBs)</w:t>
+            </w:r>
+          </w:p>
+        </w:tc>
+      </w:tr>
+    </w:tbl>
+    <w:p/>
+    <w:p>
+      <w:r>
+        <w:rPr>
+          <w:rFonts w:ascii="Arial" w:hAnsi="Arial"/>
+          <w:b w:val="0"/>
+          <w:i w:val="0"/>
+          <w:color w:val="000000"/>
+          <w:sz w:val="20"/>
+        </w:rPr>
+        <w:t>The agents know the split — you don't have to think about it. Just tell them the customer name and they'll look in the right place.</w:t>
+      </w:r>
+    </w:p>
+    <w:p>
+      <w:pPr>
+        <w:pStyle w:val="Heading3"/>
+      </w:pPr>
+      <w:r>
+        <w:rPr>
+          <w:rFonts w:ascii="Arial" w:hAnsi="Arial"/>
+          <w:color w:val="25415C"/>
+          <w:sz w:val="24"/>
+        </w:rPr>
+        <w:t>Working with a new customer</w:t>
+      </w:r>
+    </w:p>
+    <w:p>
+      <w:r>
+        <w:rPr>
+          <w:rFonts w:ascii="Arial" w:hAnsi="Arial"/>
+          <w:b w:val="0"/>
+          <w:i w:val="0"/>
+          <w:color w:val="000000"/>
+          <w:sz w:val="20"/>
+        </w:rPr>
+        <w:t>When you start on a customer the framework hasn't seen before, the agent will run one command:</w:t>
+      </w:r>
+    </w:p>
+    <w:p>
+      <w:pPr>
+        <w:spacing w:before="120" w:after="120"/>
+        <w:ind w:left="567"/>
+        <w:shd w:val="clear" w:color="auto" w:fill="E9EDF0"/>
+      </w:pPr>
+      <w:r>
+        <w:rPr>
+          <w:rFonts w:ascii="Courier New" w:hAnsi="Courier New"/>
+          <w:color w:val="25415C"/>
+          <w:sz w:val="16"/>
+        </w:rPr>
+        <w:t>~/AI-Vault/Claude\ Folder/kb_bootstrap_customer.sh "Customer Name"</w:t>
+      </w:r>
+    </w:p>
+    <w:p>
+      <w:r>
+        <w:rPr>
+          <w:rFonts w:ascii="Arial" w:hAnsi="Arial"/>
+          <w:b w:val="0"/>
+          <w:i w:val="0"/>
+          <w:color w:val="000000"/>
+          <w:sz w:val="20"/>
+        </w:rPr>
+        <w:t>This creates the hidden `AI-INFO - DO NOT DELETE/` folder inside their OneDrive customer folder, seeds `README.md`, `notes.md`, `memory.md`, and adds the customer to the registry. It's idempotent — running it again is safe.</w:t>
+      </w:r>
+    </w:p>
+    <w:p>
+      <w:r>
+        <w:rPr>
+          <w:rFonts w:ascii="Arial" w:hAnsi="Arial"/>
+          <w:b w:val="0"/>
+          <w:i w:val="0"/>
+          <w:color w:val="000000"/>
+          <w:sz w:val="20"/>
+        </w:rPr>
+        <w:t>To rebuild the searchable index (e.g. after new proposals were added):</w:t>
+      </w:r>
+    </w:p>
+    <w:p>
+      <w:pPr>
+        <w:spacing w:before="120" w:after="120"/>
+        <w:ind w:left="567"/>
+        <w:shd w:val="clear" w:color="auto" w:fill="E9EDF0"/>
+      </w:pPr>
+      <w:r>
+        <w:rPr>
+          <w:rFonts w:ascii="Courier New" w:hAnsi="Courier New"/>
+          <w:color w:val="25415C"/>
+          <w:sz w:val="16"/>
+        </w:rPr>
+        <w:t>~/AI-Vault/Claude\ Folder/kb_refresh_customer.sh "Customer Name"</w:t>
+      </w:r>
+    </w:p>
+    <w:p>
+      <w:r>
+        <w:rPr>
+          <w:rFonts w:ascii="Arial" w:hAnsi="Arial"/>
+          <w:b w:val="0"/>
+          <w:i w:val="0"/>
+          <w:color w:val="000000"/>
+          <w:sz w:val="20"/>
+        </w:rPr>
+        <w:t>The full rule book lives in `~/AI-Vault/docs/KB_CONVENTIONS.md`.</w:t>
+      </w:r>
+    </w:p>
+    <w:p>
+      <w:pPr>
+        <w:pStyle w:val="Heading3"/>
+      </w:pPr>
+      <w:r>
+        <w:rPr>
+          <w:rFonts w:ascii="Arial" w:hAnsi="Arial"/>
+          <w:color w:val="25415C"/>
+          <w:sz w:val="24"/>
+        </w:rPr>
+        <w:t>Storage rules cheat sheet</w:t>
+      </w:r>
+    </w:p>
+    <w:tbl>
+      <w:tblPr>
+        <w:tblStyle w:val="TableGrid"/>
+        <w:tblW w:type="auto" w:w="0"/>
+        <w:jc w:val="left"/>
+        <w:tblLook w:firstColumn="1" w:firstRow="1" w:lastColumn="0" w:lastRow="0" w:noHBand="0" w:noVBand="1" w:val="04A0"/>
+      </w:tblPr>
+      <w:tblGrid>
+        <w:gridCol w:w="4536"/>
+        <w:gridCol w:w="4536"/>
+      </w:tblGrid>
+      <w:tr>
+        <w:tc>
+          <w:tcPr>
+            <w:tcW w:type="dxa" w:w="4536"/>
+            <w:shd w:val="clear" w:color="auto" w:fill="25415C"/>
+            <w:tcMar>
+              <w:top w:w="50" w:type="dxa"/>
+              <w:bottom w:w="50" w:type="dxa"/>
+              <w:start w:w="80" w:type="dxa"/>
+              <w:end w:w="80" w:type="dxa"/>
+            </w:tcMar>
+            <w:vAlign w:val="center"/>
+          </w:tcPr>
+          <w:p>
+            <w:r/>
+            <w:r>
+              <w:rPr>
+                <w:rFonts w:ascii="Arial" w:hAnsi="Arial"/>
+                <w:b/>
+                <w:i w:val="0"/>
+                <w:color w:val="FFFFFF"/>
+                <w:sz w:val="18"/>
+              </w:rPr>
+              <w:t>What you're producing</w:t>
+            </w:r>
+          </w:p>
+        </w:tc>
+        <w:tc>
+          <w:tcPr>
+            <w:tcW w:type="dxa" w:w="4536"/>
+            <w:shd w:val="clear" w:color="auto" w:fill="25415C"/>
+            <w:tcMar>
+              <w:top w:w="50" w:type="dxa"/>
+              <w:bottom w:w="50" w:type="dxa"/>
+              <w:start w:w="80" w:type="dxa"/>
+              <w:end w:w="80" w:type="dxa"/>
+            </w:tcMar>
+            <w:vAlign w:val="center"/>
+          </w:tcPr>
+          <w:p>
+            <w:r/>
+            <w:r>
+              <w:rPr>
+                <w:rFonts w:ascii="Arial" w:hAnsi="Arial"/>
+                <w:b/>
+                <w:i w:val="0"/>
+                <w:color w:val="FFFFFF"/>
+                <w:sz w:val="18"/>
+              </w:rPr>
+              <w:t>Where it goes</w:t>
+            </w:r>
+          </w:p>
+        </w:tc>
+      </w:tr>
+      <w:tr>
+        <w:tc>
+          <w:tcPr>
+            <w:tcW w:type="dxa" w:w="4536"/>
+            <w:tcMar>
+              <w:top w:w="50" w:type="dxa"/>
+              <w:bottom w:w="50" w:type="dxa"/>
+              <w:start w:w="80" w:type="dxa"/>
+              <w:end w:w="80" w:type="dxa"/>
+            </w:tcMar>
+            <w:vAlign w:val="center"/>
+          </w:tcPr>
+          <w:p>
+            <w:r/>
+            <w:r>
+              <w:rPr>
+                <w:rFonts w:ascii="Arial" w:hAnsi="Arial"/>
+                <w:b w:val="0"/>
+                <w:i w:val="0"/>
+                <w:color w:val="000000"/>
+                <w:sz w:val="18"/>
+              </w:rPr>
+              <w:t>Drafts, in-progress work</w:t>
+            </w:r>
+          </w:p>
+        </w:tc>
+        <w:tc>
+          <w:tcPr>
+            <w:tcW w:type="dxa" w:w="4536"/>
+            <w:tcMar>
+              <w:top w:w="50" w:type="dxa"/>
+              <w:bottom w:w="50" w:type="dxa"/>
+              <w:start w:w="80" w:type="dxa"/>
+              <w:end w:w="80" w:type="dxa"/>
+            </w:tcMar>
+            <w:vAlign w:val="center"/>
+          </w:tcPr>
+          <w:p>
+            <w:r/>
+            <w:r>
+              <w:rPr>
+                <w:rFonts w:ascii="Arial" w:hAnsi="Arial"/>
+                <w:b w:val="0"/>
+                <w:i w:val="0"/>
+                <w:color w:val="000000"/>
+                <w:sz w:val="18"/>
+              </w:rPr>
+              <w:t>`~/AI-Vault/Agents/&lt;Agent&gt;/working/`</w:t>
+            </w:r>
+          </w:p>
+        </w:tc>
+      </w:tr>
+      <w:tr>
+        <w:tc>
+          <w:tcPr>
+            <w:tcW w:type="dxa" w:w="4536"/>
+            <w:tcMar>
+              <w:top w:w="50" w:type="dxa"/>
+              <w:bottom w:w="50" w:type="dxa"/>
+              <w:start w:w="80" w:type="dxa"/>
+              <w:end w:w="80" w:type="dxa"/>
+            </w:tcMar>
+            <w:shd w:val="clear" w:color="auto" w:fill="E9EDF0"/>
+            <w:vAlign w:val="center"/>
+          </w:tcPr>
+          <w:p>
+            <w:r/>
+            <w:r>
+              <w:rPr>
+                <w:rFonts w:ascii="Arial" w:hAnsi="Arial"/>
+                <w:b w:val="0"/>
+                <w:i w:val="0"/>
+                <w:color w:val="000000"/>
+                <w:sz w:val="18"/>
+              </w:rPr>
+              <w:t>Collaborative customer notes</w:t>
+            </w:r>
+          </w:p>
+        </w:tc>
+        <w:tc>
+          <w:tcPr>
+            <w:tcW w:type="dxa" w:w="4536"/>
+            <w:tcMar>
+              <w:top w:w="50" w:type="dxa"/>
+              <w:bottom w:w="50" w:type="dxa"/>
+              <w:start w:w="80" w:type="dxa"/>
+              <w:end w:w="80" w:type="dxa"/>
+            </w:tcMar>
+            <w:shd w:val="clear" w:color="auto" w:fill="E9EDF0"/>
+            <w:vAlign w:val="center"/>
+          </w:tcPr>
+          <w:p>
+            <w:r/>
+            <w:r>
+              <w:rPr>
+                <w:rFonts w:ascii="Arial" w:hAnsi="Arial"/>
+                <w:b w:val="0"/>
+                <w:i w:val="0"/>
+                <w:color w:val="000000"/>
+                <w:sz w:val="18"/>
+              </w:rPr>
+              <w:t>`&lt;customer&gt;/AI-INFO - DO NOT DELETE/notes.md`</w:t>
+            </w:r>
+          </w:p>
+        </w:tc>
+      </w:tr>
+      <w:tr>
+        <w:tc>
+          <w:tcPr>
+            <w:tcW w:type="dxa" w:w="4536"/>
+            <w:tcMar>
+              <w:top w:w="50" w:type="dxa"/>
+              <w:bottom w:w="50" w:type="dxa"/>
+              <w:start w:w="80" w:type="dxa"/>
+              <w:end w:w="80" w:type="dxa"/>
+            </w:tcMar>
+            <w:vAlign w:val="center"/>
+          </w:tcPr>
+          <w:p>
+            <w:r/>
+            <w:r>
+              <w:rPr>
+                <w:rFonts w:ascii="Arial" w:hAnsi="Arial"/>
+                <w:b w:val="0"/>
+                <w:i w:val="0"/>
+                <w:color w:val="000000"/>
+                <w:sz w:val="18"/>
+              </w:rPr>
+              <w:t>Agent session highlights</w:t>
+            </w:r>
+          </w:p>
+        </w:tc>
+        <w:tc>
+          <w:tcPr>
+            <w:tcW w:type="dxa" w:w="4536"/>
+            <w:tcMar>
+              <w:top w:w="50" w:type="dxa"/>
+              <w:bottom w:w="50" w:type="dxa"/>
+              <w:start w:w="80" w:type="dxa"/>
+              <w:end w:w="80" w:type="dxa"/>
+            </w:tcMar>
+            <w:vAlign w:val="center"/>
+          </w:tcPr>
+          <w:p>
+            <w:r/>
+            <w:r>
+              <w:rPr>
+                <w:rFonts w:ascii="Arial" w:hAnsi="Arial"/>
+                <w:b w:val="0"/>
+                <w:i w:val="0"/>
+                <w:color w:val="000000"/>
+                <w:sz w:val="18"/>
+              </w:rPr>
+              <w:t>`&lt;customer&gt;/AI-INFO - DO NOT DELETE/memory.md`</w:t>
+            </w:r>
+          </w:p>
+        </w:tc>
+      </w:tr>
+      <w:tr>
+        <w:tc>
+          <w:tcPr>
+            <w:tcW w:type="dxa" w:w="4536"/>
+            <w:tcMar>
+              <w:top w:w="50" w:type="dxa"/>
+              <w:bottom w:w="50" w:type="dxa"/>
+              <w:start w:w="80" w:type="dxa"/>
+              <w:end w:w="80" w:type="dxa"/>
+            </w:tcMar>
+            <w:shd w:val="clear" w:color="auto" w:fill="E9EDF0"/>
+            <w:vAlign w:val="center"/>
+          </w:tcPr>
+          <w:p>
+            <w:r/>
+            <w:r>
+              <w:rPr>
+                <w:rFonts w:ascii="Arial" w:hAnsi="Arial"/>
+                <w:b w:val="0"/>
+                <w:i w:val="0"/>
+                <w:color w:val="000000"/>
+                <w:sz w:val="18"/>
+              </w:rPr>
+              <w:t>Session memory (cross-customer)</w:t>
+            </w:r>
+          </w:p>
+        </w:tc>
+        <w:tc>
+          <w:tcPr>
+            <w:tcW w:type="dxa" w:w="4536"/>
+            <w:tcMar>
+              <w:top w:w="50" w:type="dxa"/>
+              <w:bottom w:w="50" w:type="dxa"/>
+              <w:start w:w="80" w:type="dxa"/>
+              <w:end w:w="80" w:type="dxa"/>
+            </w:tcMar>
+            <w:shd w:val="clear" w:color="auto" w:fill="E9EDF0"/>
+            <w:vAlign w:val="center"/>
+          </w:tcPr>
+          <w:p>
+            <w:r/>
+            <w:r>
+              <w:rPr>
+                <w:rFonts w:ascii="Arial" w:hAnsi="Arial"/>
+                <w:b w:val="0"/>
+                <w:i w:val="0"/>
+                <w:color w:val="000000"/>
+                <w:sz w:val="18"/>
+              </w:rPr>
+              <w:t>`~/AI-Vault/Agents/&lt;Agent&gt;/memory/`</w:t>
+            </w:r>
+          </w:p>
+        </w:tc>
+      </w:tr>
+      <w:tr>
+        <w:tc>
+          <w:tcPr>
+            <w:tcW w:type="dxa" w:w="4536"/>
+            <w:tcMar>
+              <w:top w:w="50" w:type="dxa"/>
+              <w:bottom w:w="50" w:type="dxa"/>
+              <w:start w:w="80" w:type="dxa"/>
+              <w:end w:w="80" w:type="dxa"/>
+            </w:tcMar>
+            <w:vAlign w:val="center"/>
+          </w:tcPr>
+          <w:p>
+            <w:r/>
+            <w:r>
+              <w:rPr>
+                <w:rFonts w:ascii="Arial" w:hAnsi="Arial"/>
+                <w:b w:val="0"/>
+                <w:i w:val="0"/>
+                <w:color w:val="000000"/>
+                <w:sz w:val="18"/>
+              </w:rPr>
+              <w:t>**Final client deliverable**</w:t>
+            </w:r>
+          </w:p>
+        </w:tc>
+        <w:tc>
+          <w:tcPr>
+            <w:tcW w:type="dxa" w:w="4536"/>
+            <w:tcMar>
+              <w:top w:w="50" w:type="dxa"/>
+              <w:bottom w:w="50" w:type="dxa"/>
+              <w:start w:w="80" w:type="dxa"/>
+              <w:end w:w="80" w:type="dxa"/>
+            </w:tcMar>
+            <w:vAlign w:val="center"/>
+          </w:tcPr>
+          <w:p>
+            <w:r/>
+            <w:r>
+              <w:rPr>
+                <w:rFonts w:ascii="Arial" w:hAnsi="Arial"/>
+                <w:b w:val="0"/>
+                <w:i w:val="0"/>
+                <w:color w:val="000000"/>
+                <w:sz w:val="18"/>
+              </w:rPr>
+              <w:t>`&lt;customer&gt;/` proper — only after Joerg confirms "ship it"</w:t>
+            </w:r>
+          </w:p>
+        </w:tc>
+      </w:tr>
+    </w:tbl>
+    <w:p/>
+    <w:p>
+      <w:r>
+        <w:rPr>
+          <w:rFonts w:ascii="Arial" w:hAnsi="Arial"/>
+          <w:b w:val="0"/>
+          <w:i w:val="0"/>
+          <w:color w:val="000000"/>
+          <w:sz w:val="20"/>
+        </w:rPr>
+        <w:t>Never create an `AI-INFO` folder manually — always use the bootstrap script so the registry stays in sync.</w:t>
+      </w:r>
+    </w:p>
+    <w:p>
+      <w:pPr>
+        <w:pStyle w:val="Heading2"/>
+      </w:pPr>
+      <w:r>
+        <w:rPr>
+          <w:rFonts w:ascii="Arial" w:hAnsi="Arial"/>
+          <w:color w:val="005A6C"/>
+          <w:sz w:val="28"/>
+        </w:rPr>
+        <w:t>Updating to the latest version</w:t>
+      </w:r>
+    </w:p>
+    <w:p>
+      <w:r>
+        <w:rPr>
+          <w:rFonts w:ascii="Arial" w:hAnsi="Arial"/>
+          <w:b w:val="0"/>
+          <w:i w:val="0"/>
+          <w:color w:val="000000"/>
+          <w:sz w:val="20"/>
+        </w:rPr>
+        <w:t xml:space="preserve">The framework and agents are under active development. To pull the latest version of everything — framework, all agents, KB scripts, and conventions — run </w:t>
+      </w:r>
+      <w:r>
+        <w:rPr>
+          <w:rFonts w:ascii="Arial" w:hAnsi="Arial"/>
+          <w:b/>
+          <w:i w:val="0"/>
+          <w:color w:val="000000"/>
+          <w:sz w:val="20"/>
+        </w:rPr>
+        <w:t>one command</w:t>
+      </w:r>
+      <w:r>
+        <w:rPr>
+          <w:rFonts w:ascii="Arial" w:hAnsi="Arial"/>
+          <w:b w:val="0"/>
+          <w:i w:val="0"/>
+          <w:color w:val="000000"/>
+          <w:sz w:val="20"/>
+        </w:rPr>
+        <w:t>:</w:t>
+      </w:r>
+    </w:p>
+    <w:p>
+      <w:pPr>
+        <w:pStyle w:val="Heading3"/>
+      </w:pPr>
+      <w:r>
+        <w:rPr>
+          <w:rFonts w:ascii="Arial" w:hAnsi="Arial"/>
+          <w:color w:val="25415C"/>
+          <w:sz w:val="24"/>
+        </w:rPr>
+        <w:t>On Mac</w:t>
+      </w:r>
+    </w:p>
+    <w:p>
+      <w:pPr>
+        <w:spacing w:before="120" w:after="120"/>
+        <w:ind w:left="567"/>
+        <w:shd w:val="clear" w:color="auto" w:fill="E9EDF0"/>
+      </w:pPr>
+      <w:r>
+        <w:rPr>
+          <w:rFonts w:ascii="Courier New" w:hAnsi="Courier New"/>
+          <w:color w:val="25415C"/>
+          <w:sz w:val="16"/>
+        </w:rPr>
+        <w:t>~/AI-Vault/ttc-agent-framework/scripts/update-all.sh</w:t>
+      </w:r>
+    </w:p>
+    <w:p>
+      <w:pPr>
+        <w:pStyle w:val="Heading3"/>
+      </w:pPr>
+      <w:r>
+        <w:rPr>
+          <w:rFonts w:ascii="Arial" w:hAnsi="Arial"/>
+          <w:color w:val="25415C"/>
+          <w:sz w:val="24"/>
+        </w:rPr>
+        <w:t>On Windows</w:t>
+      </w:r>
+    </w:p>
+    <w:p>
+      <w:pPr>
+        <w:spacing w:before="120" w:after="120"/>
+        <w:ind w:left="567"/>
+        <w:shd w:val="clear" w:color="auto" w:fill="E9EDF0"/>
+      </w:pPr>
+      <w:r>
+        <w:rPr>
+          <w:rFonts w:ascii="Courier New" w:hAnsi="Courier New"/>
+          <w:color w:val="25415C"/>
+          <w:sz w:val="16"/>
+        </w:rPr>
+        <w:t>&amp; "$env:USERPROFILE\AI-Vault\ttc-agent-framework\scripts\update-all.sh"</w:t>
+      </w:r>
+    </w:p>
+    <w:p>
+      <w:r>
+        <w:rPr>
+          <w:rFonts w:ascii="Arial" w:hAnsi="Arial"/>
+          <w:b w:val="0"/>
+          <w:i w:val="0"/>
+          <w:color w:val="000000"/>
+          <w:sz w:val="20"/>
+        </w:rPr>
+      </w:r>
+      <w:r>
+        <w:rPr>
+          <w:rFonts w:ascii="Arial" w:hAnsi="Arial"/>
+          <w:b w:val="0"/>
+          <w:i/>
+          <w:color w:val="000000"/>
+          <w:sz w:val="20"/>
+        </w:rPr>
+        <w:t>(Windows support via Git Bash; a native `update-all.ps1` may be added later.)</w:t>
+      </w:r>
+      <w:r>
+        <w:rPr>
+          <w:rFonts w:ascii="Arial" w:hAnsi="Arial"/>
+          <w:b w:val="0"/>
+          <w:i w:val="0"/>
+          <w:color w:val="000000"/>
+          <w:sz w:val="20"/>
+        </w:rPr>
+      </w:r>
+    </w:p>
+    <w:p>
+      <w:r>
+        <w:rPr>
+          <w:rFonts w:ascii="Arial" w:hAnsi="Arial"/>
+          <w:b w:val="0"/>
+          <w:i w:val="0"/>
+          <w:color w:val="000000"/>
+          <w:sz w:val="20"/>
+        </w:rPr>
+        <w:t>What it does:</w:t>
+      </w:r>
+    </w:p>
+    <w:p>
+      <w:pPr>
+        <w:pStyle w:val="ListBullet"/>
+      </w:pPr>
+      <w:r>
+        <w:rPr>
+          <w:rFonts w:ascii="Arial" w:hAnsi="Arial"/>
+          <w:b w:val="0"/>
+          <w:i w:val="0"/>
+          <w:color w:val="000000"/>
+          <w:sz w:val="20"/>
+        </w:rPr>
+        <w:t>Pulls the framework repo</w:t>
+      </w:r>
+    </w:p>
+    <w:p>
+      <w:pPr>
+        <w:pStyle w:val="ListBullet"/>
+      </w:pPr>
+      <w:r>
+        <w:rPr>
+          <w:rFonts w:ascii="Arial" w:hAnsi="Arial"/>
+          <w:b w:val="0"/>
+          <w:i w:val="0"/>
+          <w:color w:val="000000"/>
+          <w:sz w:val="20"/>
+        </w:rPr>
+        <w:t>Pulls every agent repo you have installed (fast-forward only)</w:t>
+      </w:r>
+    </w:p>
+    <w:p>
+      <w:pPr>
+        <w:pStyle w:val="ListBullet"/>
+      </w:pPr>
+      <w:r>
+        <w:rPr>
+          <w:rFonts w:ascii="Arial" w:hAnsi="Arial"/>
+          <w:b w:val="0"/>
+          <w:i w:val="0"/>
+          <w:color w:val="000000"/>
+          <w:sz w:val="20"/>
+        </w:rPr>
+      </w:r>
+      <w:r>
+        <w:rPr>
+          <w:rFonts w:ascii="Arial" w:hAnsi="Arial"/>
+          <w:b/>
+          <w:i w:val="0"/>
+          <w:color w:val="000000"/>
+          <w:sz w:val="20"/>
+        </w:rPr>
+        <w:t>Skips any repo with uncommitted local changes</w:t>
+      </w:r>
+      <w:r>
+        <w:rPr>
+          <w:rFonts w:ascii="Arial" w:hAnsi="Arial"/>
+          <w:b w:val="0"/>
+          <w:i w:val="0"/>
+          <w:color w:val="000000"/>
+          <w:sz w:val="20"/>
+        </w:rPr>
+        <w:t xml:space="preserve"> (safe — nothing overwritten)</w:t>
+      </w:r>
+    </w:p>
+    <w:p>
+      <w:pPr>
+        <w:pStyle w:val="ListBullet"/>
+      </w:pPr>
+      <w:r>
+        <w:rPr>
+          <w:rFonts w:ascii="Arial" w:hAnsi="Arial"/>
+          <w:b w:val="0"/>
+          <w:i w:val="0"/>
+          <w:color w:val="000000"/>
+          <w:sz w:val="20"/>
+        </w:rPr>
+        <w:t>Refreshes the runtime KB scripts (`kb_bootstrap_customer.sh`, `kb_refresh_customer.sh`, the converter, the vectorizer) and `KB_CONVENTIONS.md`</w:t>
+      </w:r>
+    </w:p>
+    <w:p>
+      <w:r>
+        <w:rPr>
+          <w:rFonts w:ascii="Arial" w:hAnsi="Arial"/>
+          <w:b w:val="0"/>
+          <w:i w:val="0"/>
+          <w:color w:val="000000"/>
+          <w:sz w:val="20"/>
+        </w:rPr>
+        <w:t xml:space="preserve">System-prompt changes take effect in your </w:t>
+      </w:r>
+      <w:r>
+        <w:rPr>
+          <w:rFonts w:ascii="Arial" w:hAnsi="Arial"/>
+          <w:b/>
+          <w:i w:val="0"/>
+          <w:color w:val="000000"/>
+          <w:sz w:val="20"/>
+        </w:rPr>
+        <w:t>next</w:t>
+      </w:r>
+      <w:r>
+        <w:rPr>
+          <w:rFonts w:ascii="Arial" w:hAnsi="Arial"/>
+          <w:b w:val="0"/>
+          <w:i w:val="0"/>
+          <w:color w:val="000000"/>
+          <w:sz w:val="20"/>
+        </w:rPr>
+        <w:t xml:space="preserve"> Claude Code conversation. No reload or restart needed.</w:t>
+      </w:r>
+    </w:p>
+    <w:p>
+      <w:r>
+        <w:rPr>
+          <w:rFonts w:ascii="Arial" w:hAnsi="Arial"/>
+          <w:b w:val="0"/>
+          <w:i w:val="0"/>
+          <w:color w:val="000000"/>
+          <w:sz w:val="20"/>
+        </w:rPr>
+        <w:t>When to run it:</w:t>
+      </w:r>
+    </w:p>
+    <w:p>
+      <w:pPr>
+        <w:pStyle w:val="ListBullet"/>
+      </w:pPr>
+      <w:r>
+        <w:rPr>
+          <w:rFonts w:ascii="Arial" w:hAnsi="Arial"/>
+          <w:b w:val="0"/>
+          <w:i w:val="0"/>
+          <w:color w:val="000000"/>
+          <w:sz w:val="20"/>
+        </w:rPr>
+        <w:t>When Joerg says "I pushed an update"</w:t>
+      </w:r>
+    </w:p>
+    <w:p>
+      <w:pPr>
+        <w:pStyle w:val="ListBullet"/>
+      </w:pPr>
+      <w:r>
+        <w:rPr>
+          <w:rFonts w:ascii="Arial" w:hAnsi="Arial"/>
+          <w:b w:val="0"/>
+          <w:i w:val="0"/>
+          <w:color w:val="000000"/>
+          <w:sz w:val="20"/>
+        </w:rPr>
+        <w:t>Once a week to stay current</w:t>
+      </w:r>
+    </w:p>
+    <w:p>
+      <w:pPr>
+        <w:pStyle w:val="ListBullet"/>
+      </w:pPr>
+      <w:r>
+        <w:rPr>
+          <w:rFonts w:ascii="Arial" w:hAnsi="Arial"/>
+          <w:b w:val="0"/>
+          <w:i w:val="0"/>
+          <w:color w:val="000000"/>
+          <w:sz w:val="20"/>
+        </w:rPr>
+        <w:t>Before starting a big customer engagement</w:t>
+      </w:r>
+    </w:p>
+    <w:p>
+      <w:r>
+        <w:rPr>
+          <w:rFonts w:ascii="Arial" w:hAnsi="Arial"/>
+          <w:b w:val="0"/>
+          <w:i w:val="0"/>
+          <w:color w:val="000000"/>
+          <w:sz w:val="20"/>
+        </w:rPr>
+        <w:t xml:space="preserve">When </w:t>
+      </w:r>
+      <w:r>
+        <w:rPr>
+          <w:rFonts w:ascii="Arial" w:hAnsi="Arial"/>
+          <w:b/>
+          <w:i w:val="0"/>
+          <w:color w:val="000000"/>
+          <w:sz w:val="20"/>
+        </w:rPr>
+        <w:t>not</w:t>
+      </w:r>
+      <w:r>
+        <w:rPr>
+          <w:rFonts w:ascii="Arial" w:hAnsi="Arial"/>
+          <w:b w:val="0"/>
+          <w:i w:val="0"/>
+          <w:color w:val="000000"/>
+          <w:sz w:val="20"/>
+        </w:rPr>
+        <w:t xml:space="preserve"> to run it (use the one-line installer from Step 4 instead):</w:t>
+      </w:r>
+    </w:p>
+    <w:p>
+      <w:pPr>
+        <w:pStyle w:val="ListBullet"/>
+      </w:pPr>
+      <w:r>
+        <w:rPr>
+          <w:rFonts w:ascii="Arial" w:hAnsi="Arial"/>
+          <w:b w:val="0"/>
+          <w:i w:val="0"/>
+          <w:color w:val="000000"/>
+          <w:sz w:val="20"/>
+        </w:rPr>
+        <w:t>First install on a new machine</w:t>
+      </w:r>
+    </w:p>
+    <w:p>
+      <w:pPr>
+        <w:pStyle w:val="ListBullet"/>
+      </w:pPr>
+      <w:r>
+        <w:rPr>
+          <w:rFonts w:ascii="Arial" w:hAnsi="Arial"/>
+          <w:b w:val="0"/>
+          <w:i w:val="0"/>
+          <w:color w:val="000000"/>
+          <w:sz w:val="20"/>
+        </w:rPr>
+        <w:t>When a new tool or Python dependency has been added (rare — usually mentioned in release notes)</w:t>
       </w:r>
     </w:p>
     <w:p>

--- a/docs/TTC-Agent-Install-Manual.docx
+++ b/docs/TTC-Agent-Install-Manual.docx
@@ -6951,7 +6951,7 @@
           <w:color w:val="25415C"/>
           <w:sz w:val="24"/>
         </w:rPr>
-        <w:t>Working with a new customer</w:t>
+        <w:t>Working with a customer — three scenarios</w:t>
       </w:r>
     </w:p>
     <w:p>
@@ -6963,7 +6963,77 @@
           <w:color w:val="000000"/>
           <w:sz w:val="20"/>
         </w:rPr>
-        <w:t>When you start on a customer the framework hasn't seen before, the agent will run one command:</w:t>
+      </w:r>
+      <w:r>
+        <w:rPr>
+          <w:rFonts w:ascii="Arial" w:hAnsi="Arial"/>
+          <w:b/>
+          <w:i w:val="0"/>
+          <w:color w:val="000000"/>
+          <w:sz w:val="20"/>
+        </w:rPr>
+        <w:t>Scenario 1 — A colleague already has a KB for this customer</w:t>
+      </w:r>
+      <w:r>
+        <w:rPr>
+          <w:rFonts w:ascii="Arial" w:hAnsi="Arial"/>
+          <w:b w:val="0"/>
+          <w:i w:val="0"/>
+          <w:color w:val="000000"/>
+          <w:sz w:val="20"/>
+        </w:rPr>
+        <w:t xml:space="preserve"> Nothing special to do. Every customer-facing agent runs a </w:t>
+      </w:r>
+      <w:r>
+        <w:rPr>
+          <w:rFonts w:ascii="Arial" w:hAnsi="Arial"/>
+          <w:b/>
+          <w:i w:val="0"/>
+          <w:color w:val="000000"/>
+          <w:sz w:val="20"/>
+        </w:rPr>
+        <w:t>silent discovery</w:t>
+      </w:r>
+      <w:r>
+        <w:rPr>
+          <w:rFonts w:ascii="Arial" w:hAnsi="Arial"/>
+          <w:b w:val="0"/>
+          <w:i w:val="0"/>
+          <w:color w:val="000000"/>
+          <w:sz w:val="20"/>
+        </w:rPr>
+        <w:t xml:space="preserve"> at session start that scans OneDrive for `AI-INFO - DO NOT DELETE/` folders and adds any new ones to your local registry. Next time you say "apply tender" and mention that customer, the agent already knows the KB exists.</w:t>
+      </w:r>
+    </w:p>
+    <w:p>
+      <w:r>
+        <w:rPr>
+          <w:rFonts w:ascii="Arial" w:hAnsi="Arial"/>
+          <w:b w:val="0"/>
+          <w:i w:val="0"/>
+          <w:color w:val="000000"/>
+          <w:sz w:val="20"/>
+        </w:rPr>
+      </w:r>
+      <w:r>
+        <w:rPr>
+          <w:rFonts w:ascii="Arial" w:hAnsi="Arial"/>
+          <w:b/>
+          <w:i w:val="0"/>
+          <w:color w:val="000000"/>
+          <w:sz w:val="20"/>
+        </w:rPr>
+        <w:t>Scenario 2 — You're the first person working on a brand-new customer</w:t>
+      </w:r>
+      <w:r>
+        <w:rPr>
+          <w:rFonts w:ascii="Arial" w:hAnsi="Arial"/>
+          <w:b w:val="0"/>
+          <w:i w:val="0"/>
+          <w:color w:val="000000"/>
+          <w:sz w:val="20"/>
+        </w:rPr>
+        <w:t xml:space="preserve"> When you ask the agent to save something for a customer it doesn't recognise, it will run:</w:t>
       </w:r>
     </w:p>
     <w:p>
@@ -6990,7 +7060,7 @@
           <w:color w:val="000000"/>
           <w:sz w:val="20"/>
         </w:rPr>
-        <w:t>This creates the hidden `AI-INFO - DO NOT DELETE/` folder inside their OneDrive customer folder, seeds `README.md`, `notes.md`, `memory.md`, and adds the customer to the registry. It's idempotent — running it again is safe.</w:t>
+        <w:t>This creates the hidden `AI-INFO - DO NOT DELETE/` folder inside their OneDrive customer folder, seeds `README.md`, `notes.md`, `memory.md`, adds the customer to the registry, and applies the hidden flag. It's idempotent — running it again is safe.</w:t>
       </w:r>
     </w:p>
     <w:p>
@@ -7002,7 +7072,26 @@
           <w:color w:val="000000"/>
           <w:sz w:val="20"/>
         </w:rPr>
-        <w:t>To rebuild the searchable index (e.g. after new proposals were added):</w:t>
+      </w:r>
+      <w:r>
+        <w:rPr>
+          <w:rFonts w:ascii="Arial" w:hAnsi="Arial"/>
+          <w:b/>
+          <w:i w:val="0"/>
+          <w:color w:val="000000"/>
+          <w:sz w:val="20"/>
+        </w:rPr>
+        <w:t>Scenario 3 — Someone added new documents to a customer folder</w:t>
+      </w:r>
+      <w:r>
+        <w:rPr>
+          <w:rFonts w:ascii="Arial" w:hAnsi="Arial"/>
+          <w:b w:val="0"/>
+          <w:i w:val="0"/>
+          <w:color w:val="000000"/>
+          <w:sz w:val="20"/>
+        </w:rPr>
+        <w:t xml:space="preserve"> Rebuild the searchable index:</w:t>
       </w:r>
     </w:p>
     <w:p>
@@ -7018,6 +7107,18 @@
           <w:sz w:val="16"/>
         </w:rPr>
         <w:t>~/AI-Vault/Claude\ Folder/kb_refresh_customer.sh "Customer Name"</w:t>
+      </w:r>
+    </w:p>
+    <w:p>
+      <w:r>
+        <w:rPr>
+          <w:rFonts w:ascii="Arial" w:hAnsi="Arial"/>
+          <w:b w:val="0"/>
+          <w:i w:val="0"/>
+          <w:color w:val="000000"/>
+          <w:sz w:val="20"/>
+        </w:rPr>
+        <w:t>This re-converts only the new/changed source docs and updates your local vector index. Takes seconds.</w:t>
       </w:r>
     </w:p>
     <w:p>

--- a/docs/TTC-Agent-Install-Manual.docx
+++ b/docs/TTC-Agent-Install-Manual.docx
@@ -374,7 +374,7 @@
           <w:color w:val="005A6C"/>
           <w:sz w:val="28"/>
         </w:rPr>
-        <w:t>The 6 steps (recommended order)</w:t>
+        <w:t>The 7 steps (recommended order)</w:t>
       </w:r>
     </w:p>
     <w:p>
@@ -398,7 +398,7 @@
           <w:color w:val="000000"/>
           <w:sz w:val="20"/>
         </w:rPr>
-        <w:t>Create a GitHub account</w:t>
+        <w:t>Activate your Claude account</w:t>
       </w:r>
       <w:r>
         <w:rPr>
@@ -408,7 +408,7 @@
           <w:color w:val="000000"/>
           <w:sz w:val="20"/>
         </w:rPr>
-        <w:t xml:space="preserve"> (if you do not already have one)</w:t>
+        <w:t xml:space="preserve"> — follow the invite email Joerg sent you</w:t>
       </w:r>
     </w:p>
     <w:p>
@@ -432,7 +432,7 @@
           <w:color w:val="000000"/>
           <w:sz w:val="20"/>
         </w:rPr>
-        <w:t>Send Joerg your GitHub username</w:t>
+        <w:t>Create a GitHub account</w:t>
       </w:r>
       <w:r>
         <w:rPr>
@@ -442,7 +442,7 @@
           <w:color w:val="000000"/>
           <w:sz w:val="20"/>
         </w:rPr>
-        <w:t xml:space="preserve"> so he can grant you access to the right agents</w:t>
+        <w:t xml:space="preserve"> (if you do not already have one)</w:t>
       </w:r>
     </w:p>
     <w:p>
@@ -466,7 +466,7 @@
           <w:color w:val="000000"/>
           <w:sz w:val="20"/>
         </w:rPr>
-        <w:t>Install Claude Desktop</w:t>
+        <w:t>Send Joerg your GitHub username</w:t>
       </w:r>
       <w:r>
         <w:rPr>
@@ -476,7 +476,7 @@
           <w:color w:val="000000"/>
           <w:sz w:val="20"/>
         </w:rPr>
-        <w:t xml:space="preserve"> (highly recommended — the easier UI, and what you will use to let Claude control your local tools)</w:t>
+        <w:t xml:space="preserve"> so he can grant you access to the right agents</w:t>
       </w:r>
     </w:p>
     <w:p>
@@ -500,7 +500,7 @@
           <w:color w:val="000000"/>
           <w:sz w:val="20"/>
         </w:rPr>
-        <w:t>Run the one-line TTC installer</w:t>
+        <w:t>Install Claude Desktop</w:t>
       </w:r>
       <w:r>
         <w:rPr>
@@ -510,7 +510,7 @@
           <w:color w:val="000000"/>
           <w:sz w:val="20"/>
         </w:rPr>
-        <w:t xml:space="preserve"> — this installs everything else automatically</w:t>
+        <w:t xml:space="preserve"> (highly recommended — the easier UI, and what you will use to let Claude control your local tools)</w:t>
       </w:r>
     </w:p>
     <w:p>
@@ -534,7 +534,7 @@
           <w:color w:val="000000"/>
           <w:sz w:val="20"/>
         </w:rPr>
-        <w:t>Start Claude Code and try an agent</w:t>
+        <w:t>Run the one-line TTC installer</w:t>
       </w:r>
       <w:r>
         <w:rPr>
@@ -544,6 +544,7 @@
           <w:color w:val="000000"/>
           <w:sz w:val="20"/>
         </w:rPr>
+        <w:t xml:space="preserve"> — this installs everything else automatically</w:t>
       </w:r>
     </w:p>
     <w:p>
@@ -567,7 +568,7 @@
           <w:color w:val="000000"/>
           <w:sz w:val="20"/>
         </w:rPr>
-        <w:t>Set up 1Password and your Claude Desktop connectors</w:t>
+        <w:t>Start Claude Code and try an agent</w:t>
       </w:r>
       <w:r>
         <w:rPr>
@@ -577,10 +578,12 @@
           <w:color w:val="000000"/>
           <w:sz w:val="20"/>
         </w:rPr>
-        <w:t xml:space="preserve"> (recommended)</w:t>
       </w:r>
     </w:p>
     <w:p>
+      <w:pPr>
+        <w:pStyle w:val="ListNumber"/>
+      </w:pPr>
       <w:r>
         <w:rPr>
           <w:rFonts w:ascii="Arial" w:hAnsi="Arial"/>
@@ -589,7 +592,38 @@
           <w:color w:val="000000"/>
           <w:sz w:val="20"/>
         </w:rPr>
-        <w:t>Do them in this order. If you run the installer before step 2 is done, it will fail at the GitHub login step.</w:t>
+      </w:r>
+      <w:r>
+        <w:rPr>
+          <w:rFonts w:ascii="Arial" w:hAnsi="Arial"/>
+          <w:b/>
+          <w:i w:val="0"/>
+          <w:color w:val="000000"/>
+          <w:sz w:val="20"/>
+        </w:rPr>
+        <w:t>Set up 1Password and your Claude Desktop connectors</w:t>
+      </w:r>
+      <w:r>
+        <w:rPr>
+          <w:rFonts w:ascii="Arial" w:hAnsi="Arial"/>
+          <w:b w:val="0"/>
+          <w:i w:val="0"/>
+          <w:color w:val="000000"/>
+          <w:sz w:val="20"/>
+        </w:rPr>
+        <w:t xml:space="preserve"> (recommended)</w:t>
+      </w:r>
+    </w:p>
+    <w:p>
+      <w:r>
+        <w:rPr>
+          <w:rFonts w:ascii="Arial" w:hAnsi="Arial"/>
+          <w:b w:val="0"/>
+          <w:i w:val="0"/>
+          <w:color w:val="000000"/>
+          <w:sz w:val="20"/>
+        </w:rPr>
+        <w:t>Do them in this order. If you run the installer before step 3 is done, it will fail at the GitHub login step.</w:t>
       </w:r>
     </w:p>
     <w:p>
@@ -602,7 +636,7 @@
           <w:color w:val="005A6C"/>
           <w:sz w:val="28"/>
         </w:rPr>
-        <w:t>Step 1 — Create a GitHub account</w:t>
+        <w:t>Step 1 — Activate your Claude account</w:t>
       </w:r>
     </w:p>
     <w:p>
@@ -614,7 +648,27 @@
           <w:color w:val="000000"/>
           <w:sz w:val="20"/>
         </w:rPr>
-        <w:t>GitHub is where the TTC agents are stored. You need a (free) personal GitHub account to download them.</w:t>
+        <w:t xml:space="preserve">Before you can use the agents, your Anthropic (Claude) account must be active. Joerg sends each TTC colleague an </w:t>
+      </w:r>
+      <w:r>
+        <w:rPr>
+          <w:rFonts w:ascii="Arial" w:hAnsi="Arial"/>
+          <w:b/>
+          <w:i w:val="0"/>
+          <w:color w:val="000000"/>
+          <w:sz w:val="20"/>
+        </w:rPr>
+        <w:t>invitation email from Anthropic</w:t>
+      </w:r>
+      <w:r>
+        <w:rPr>
+          <w:rFonts w:ascii="Arial" w:hAnsi="Arial"/>
+          <w:b w:val="0"/>
+          <w:i w:val="0"/>
+          <w:color w:val="000000"/>
+          <w:sz w:val="20"/>
+        </w:rPr>
+        <w:t xml:space="preserve"> when onboarding — it contains a personal activation link.</w:t>
       </w:r>
     </w:p>
     <w:p>
@@ -629,26 +683,7 @@
           <w:color w:val="000000"/>
           <w:sz w:val="20"/>
         </w:rPr>
-        <w:t xml:space="preserve">Go to </w:t>
-      </w:r>
-      <w:r>
-        <w:rPr>
-          <w:rFonts w:ascii="Arial" w:hAnsi="Arial"/>
-          <w:b/>
-          <w:i w:val="0"/>
-          <w:color w:val="000000"/>
-          <w:sz w:val="20"/>
-        </w:rPr>
-        <w:t>https://github.com/signup</w:t>
-      </w:r>
-      <w:r>
-        <w:rPr>
-          <w:rFonts w:ascii="Arial" w:hAnsi="Arial"/>
-          <w:b w:val="0"/>
-          <w:i w:val="0"/>
-          <w:color w:val="000000"/>
-          <w:sz w:val="20"/>
-        </w:rPr>
+        <w:t>Open the invitation email with the subject line *"You've been invited to join TTC on Claude"* (or similar). Check your Junk / Clutter folder if you don't see it — Anthropic emails sometimes land there.</w:t>
       </w:r>
     </w:p>
     <w:p>
@@ -663,7 +698,7 @@
           <w:color w:val="000000"/>
           <w:sz w:val="20"/>
         </w:rPr>
-        <w:t xml:space="preserve">Use </w:t>
+        <w:t xml:space="preserve">Click the </w:t>
       </w:r>
       <w:r>
         <w:rPr>
@@ -673,7 +708,7 @@
           <w:color w:val="000000"/>
           <w:sz w:val="20"/>
         </w:rPr>
-        <w:t>your TTC work email</w:t>
+        <w:t>Accept invitation</w:t>
       </w:r>
       <w:r>
         <w:rPr>
@@ -683,7 +718,7 @@
           <w:color w:val="000000"/>
           <w:sz w:val="20"/>
         </w:rPr>
-        <w:t xml:space="preserve"> as the account email.</w:t>
+        <w:t xml:space="preserve"> button in the email. It takes you to claude.ai.</w:t>
       </w:r>
     </w:p>
     <w:p>
@@ -698,7 +733,26 @@
           <w:color w:val="000000"/>
           <w:sz w:val="20"/>
         </w:rPr>
-        <w:t>Pick a username. Something simple like `firstname-lastname-ttc` works well.</w:t>
+      </w:r>
+      <w:r>
+        <w:rPr>
+          <w:rFonts w:ascii="Arial" w:hAnsi="Arial"/>
+          <w:b/>
+          <w:i w:val="0"/>
+          <w:color w:val="000000"/>
+          <w:sz w:val="20"/>
+        </w:rPr>
+        <w:t>Create or sign in to your Anthropic account</w:t>
+      </w:r>
+      <w:r>
+        <w:rPr>
+          <w:rFonts w:ascii="Arial" w:hAnsi="Arial"/>
+          <w:b w:val="0"/>
+          <w:i w:val="0"/>
+          <w:color w:val="000000"/>
+          <w:sz w:val="20"/>
+        </w:rPr>
+        <w:t xml:space="preserve"> using your TTC work email address. If you already have a personal Anthropic account on your work email, it will link; otherwise create a new one and set a password.</w:t>
       </w:r>
     </w:p>
     <w:p>
@@ -713,27 +767,7 @@
           <w:color w:val="000000"/>
           <w:sz w:val="20"/>
         </w:rPr>
-        <w:t xml:space="preserve">Choose the </w:t>
-      </w:r>
-      <w:r>
-        <w:rPr>
-          <w:rFonts w:ascii="Arial" w:hAnsi="Arial"/>
-          <w:b/>
-          <w:i w:val="0"/>
-          <w:color w:val="000000"/>
-          <w:sz w:val="20"/>
-        </w:rPr>
-        <w:t>Free</w:t>
-      </w:r>
-      <w:r>
-        <w:rPr>
-          <w:rFonts w:ascii="Arial" w:hAnsi="Arial"/>
-          <w:b w:val="0"/>
-          <w:i w:val="0"/>
-          <w:color w:val="000000"/>
-          <w:sz w:val="20"/>
-        </w:rPr>
-        <w:t xml:space="preserve"> plan.</w:t>
+        <w:t>Accept the workspace invitation when prompted — you should now see "TTC" (or the TTC workspace name) in your account.</w:t>
       </w:r>
     </w:p>
     <w:p>
@@ -748,7 +782,27 @@
           <w:color w:val="000000"/>
           <w:sz w:val="20"/>
         </w:rPr>
-        <w:t>Verify your email address using the code GitHub sends you.</w:t>
+        <w:t xml:space="preserve">Try sending a test message at </w:t>
+      </w:r>
+      <w:r>
+        <w:rPr>
+          <w:rFonts w:ascii="Arial" w:hAnsi="Arial"/>
+          <w:b/>
+          <w:i w:val="0"/>
+          <w:color w:val="000000"/>
+          <w:sz w:val="20"/>
+        </w:rPr>
+        <w:t>https://claude.ai</w:t>
+      </w:r>
+      <w:r>
+        <w:rPr>
+          <w:rFonts w:ascii="Arial" w:hAnsi="Arial"/>
+          <w:b w:val="0"/>
+          <w:i w:val="0"/>
+          <w:color w:val="000000"/>
+          <w:sz w:val="20"/>
+        </w:rPr>
+        <w:t xml:space="preserve"> — if Claude replies, your account is active. Done.</w:t>
       </w:r>
     </w:p>
     <w:p>
@@ -760,7 +814,21 @@
           <w:color w:val="000000"/>
           <w:sz w:val="20"/>
         </w:rPr>
-        <w:t xml:space="preserve">You do </w:t>
+        <w:t>If:</w:t>
+      </w:r>
+    </w:p>
+    <w:p>
+      <w:pPr>
+        <w:pStyle w:val="ListBullet"/>
+      </w:pPr>
+      <w:r>
+        <w:rPr>
+          <w:rFonts w:ascii="Arial" w:hAnsi="Arial"/>
+          <w:b w:val="0"/>
+          <w:i w:val="0"/>
+          <w:color w:val="000000"/>
+          <w:sz w:val="20"/>
+        </w:rPr>
       </w:r>
       <w:r>
         <w:rPr>
@@ -770,7 +838,7 @@
           <w:color w:val="000000"/>
           <w:sz w:val="20"/>
         </w:rPr>
-        <w:t>not</w:t>
+        <w:t>The email expired</w:t>
       </w:r>
       <w:r>
         <w:rPr>
@@ -780,7 +848,87 @@
           <w:color w:val="000000"/>
           <w:sz w:val="20"/>
         </w:rPr>
-        <w:t xml:space="preserve"> need to create any repositories, add a profile picture, or anything else. Just get the account created.</w:t>
+        <w:t xml:space="preserve"> or you cannot find it → ask Joerg to resend.</w:t>
+      </w:r>
+    </w:p>
+    <w:p>
+      <w:pPr>
+        <w:pStyle w:val="ListBullet"/>
+      </w:pPr>
+      <w:r>
+        <w:rPr>
+          <w:rFonts w:ascii="Arial" w:hAnsi="Arial"/>
+          <w:b w:val="0"/>
+          <w:i w:val="0"/>
+          <w:color w:val="000000"/>
+          <w:sz w:val="20"/>
+        </w:rPr>
+      </w:r>
+      <w:r>
+        <w:rPr>
+          <w:rFonts w:ascii="Arial" w:hAnsi="Arial"/>
+          <w:b/>
+          <w:i w:val="0"/>
+          <w:color w:val="000000"/>
+          <w:sz w:val="20"/>
+        </w:rPr>
+        <w:t>You already had a personal Claude account</w:t>
+      </w:r>
+      <w:r>
+        <w:rPr>
+          <w:rFonts w:ascii="Arial" w:hAnsi="Arial"/>
+          <w:b w:val="0"/>
+          <w:i w:val="0"/>
+          <w:color w:val="000000"/>
+          <w:sz w:val="20"/>
+        </w:rPr>
+        <w:t xml:space="preserve"> on a different email → that's fine; the TTC invite will link your TTC workspace to the existing account. Use whichever email the invite was sent to.</w:t>
+      </w:r>
+    </w:p>
+    <w:p>
+      <w:pPr>
+        <w:pStyle w:val="ListBullet"/>
+      </w:pPr>
+      <w:r>
+        <w:rPr>
+          <w:rFonts w:ascii="Arial" w:hAnsi="Arial"/>
+          <w:b w:val="0"/>
+          <w:i w:val="0"/>
+          <w:color w:val="000000"/>
+          <w:sz w:val="20"/>
+        </w:rPr>
+      </w:r>
+      <w:r>
+        <w:rPr>
+          <w:rFonts w:ascii="Arial" w:hAnsi="Arial"/>
+          <w:b/>
+          <w:i w:val="0"/>
+          <w:color w:val="000000"/>
+          <w:sz w:val="20"/>
+        </w:rPr>
+        <w:t>Claude.ai asks you to pay</w:t>
+      </w:r>
+      <w:r>
+        <w:rPr>
+          <w:rFonts w:ascii="Arial" w:hAnsi="Arial"/>
+          <w:b w:val="0"/>
+          <w:i w:val="0"/>
+          <w:color w:val="000000"/>
+          <w:sz w:val="20"/>
+        </w:rPr>
+        <w:t xml:space="preserve"> → you are not yet in the TTC workspace; re-open the invite link or ask Joerg.</w:t>
+      </w:r>
+    </w:p>
+    <w:p>
+      <w:r>
+        <w:rPr>
+          <w:rFonts w:ascii="Arial" w:hAnsi="Arial"/>
+          <w:b w:val="0"/>
+          <w:i w:val="0"/>
+          <w:color w:val="000000"/>
+          <w:sz w:val="20"/>
+        </w:rPr>
+        <w:t>Once you can log into claude.ai and reply to a test prompt, carry on with step 2.</w:t>
       </w:r>
     </w:p>
     <w:p>
@@ -793,7 +941,198 @@
           <w:color w:val="005A6C"/>
           <w:sz w:val="28"/>
         </w:rPr>
-        <w:t>Step 2 — Send Joerg your GitHub username</w:t>
+        <w:t>Step 2 — Create a GitHub account</w:t>
+      </w:r>
+    </w:p>
+    <w:p>
+      <w:r>
+        <w:rPr>
+          <w:rFonts w:ascii="Arial" w:hAnsi="Arial"/>
+          <w:b w:val="0"/>
+          <w:i w:val="0"/>
+          <w:color w:val="000000"/>
+          <w:sz w:val="20"/>
+        </w:rPr>
+        <w:t>GitHub is where the TTC agents are stored. You need a (free) personal GitHub account to download them.</w:t>
+      </w:r>
+    </w:p>
+    <w:p>
+      <w:pPr>
+        <w:pStyle w:val="ListNumber"/>
+      </w:pPr>
+      <w:r>
+        <w:rPr>
+          <w:rFonts w:ascii="Arial" w:hAnsi="Arial"/>
+          <w:b w:val="0"/>
+          <w:i w:val="0"/>
+          <w:color w:val="000000"/>
+          <w:sz w:val="20"/>
+        </w:rPr>
+        <w:t xml:space="preserve">Go to </w:t>
+      </w:r>
+      <w:r>
+        <w:rPr>
+          <w:rFonts w:ascii="Arial" w:hAnsi="Arial"/>
+          <w:b/>
+          <w:i w:val="0"/>
+          <w:color w:val="000000"/>
+          <w:sz w:val="20"/>
+        </w:rPr>
+        <w:t>https://github.com/signup</w:t>
+      </w:r>
+      <w:r>
+        <w:rPr>
+          <w:rFonts w:ascii="Arial" w:hAnsi="Arial"/>
+          <w:b w:val="0"/>
+          <w:i w:val="0"/>
+          <w:color w:val="000000"/>
+          <w:sz w:val="20"/>
+        </w:rPr>
+      </w:r>
+    </w:p>
+    <w:p>
+      <w:pPr>
+        <w:pStyle w:val="ListNumber"/>
+      </w:pPr>
+      <w:r>
+        <w:rPr>
+          <w:rFonts w:ascii="Arial" w:hAnsi="Arial"/>
+          <w:b w:val="0"/>
+          <w:i w:val="0"/>
+          <w:color w:val="000000"/>
+          <w:sz w:val="20"/>
+        </w:rPr>
+        <w:t xml:space="preserve">Use </w:t>
+      </w:r>
+      <w:r>
+        <w:rPr>
+          <w:rFonts w:ascii="Arial" w:hAnsi="Arial"/>
+          <w:b/>
+          <w:i w:val="0"/>
+          <w:color w:val="000000"/>
+          <w:sz w:val="20"/>
+        </w:rPr>
+        <w:t>your TTC work email</w:t>
+      </w:r>
+      <w:r>
+        <w:rPr>
+          <w:rFonts w:ascii="Arial" w:hAnsi="Arial"/>
+          <w:b w:val="0"/>
+          <w:i w:val="0"/>
+          <w:color w:val="000000"/>
+          <w:sz w:val="20"/>
+        </w:rPr>
+        <w:t xml:space="preserve"> as the account email.</w:t>
+      </w:r>
+    </w:p>
+    <w:p>
+      <w:pPr>
+        <w:pStyle w:val="ListNumber"/>
+      </w:pPr>
+      <w:r>
+        <w:rPr>
+          <w:rFonts w:ascii="Arial" w:hAnsi="Arial"/>
+          <w:b w:val="0"/>
+          <w:i w:val="0"/>
+          <w:color w:val="000000"/>
+          <w:sz w:val="20"/>
+        </w:rPr>
+        <w:t>Pick a username. Something simple like `firstname-lastname-ttc` works well.</w:t>
+      </w:r>
+    </w:p>
+    <w:p>
+      <w:pPr>
+        <w:pStyle w:val="ListNumber"/>
+      </w:pPr>
+      <w:r>
+        <w:rPr>
+          <w:rFonts w:ascii="Arial" w:hAnsi="Arial"/>
+          <w:b w:val="0"/>
+          <w:i w:val="0"/>
+          <w:color w:val="000000"/>
+          <w:sz w:val="20"/>
+        </w:rPr>
+        <w:t xml:space="preserve">Choose the </w:t>
+      </w:r>
+      <w:r>
+        <w:rPr>
+          <w:rFonts w:ascii="Arial" w:hAnsi="Arial"/>
+          <w:b/>
+          <w:i w:val="0"/>
+          <w:color w:val="000000"/>
+          <w:sz w:val="20"/>
+        </w:rPr>
+        <w:t>Free</w:t>
+      </w:r>
+      <w:r>
+        <w:rPr>
+          <w:rFonts w:ascii="Arial" w:hAnsi="Arial"/>
+          <w:b w:val="0"/>
+          <w:i w:val="0"/>
+          <w:color w:val="000000"/>
+          <w:sz w:val="20"/>
+        </w:rPr>
+        <w:t xml:space="preserve"> plan.</w:t>
+      </w:r>
+    </w:p>
+    <w:p>
+      <w:pPr>
+        <w:pStyle w:val="ListNumber"/>
+      </w:pPr>
+      <w:r>
+        <w:rPr>
+          <w:rFonts w:ascii="Arial" w:hAnsi="Arial"/>
+          <w:b w:val="0"/>
+          <w:i w:val="0"/>
+          <w:color w:val="000000"/>
+          <w:sz w:val="20"/>
+        </w:rPr>
+        <w:t>Verify your email address using the code GitHub sends you.</w:t>
+      </w:r>
+    </w:p>
+    <w:p>
+      <w:r>
+        <w:rPr>
+          <w:rFonts w:ascii="Arial" w:hAnsi="Arial"/>
+          <w:b w:val="0"/>
+          <w:i w:val="0"/>
+          <w:color w:val="000000"/>
+          <w:sz w:val="20"/>
+        </w:rPr>
+        <w:t xml:space="preserve">You do </w:t>
+      </w:r>
+      <w:r>
+        <w:rPr>
+          <w:rFonts w:ascii="Arial" w:hAnsi="Arial"/>
+          <w:b/>
+          <w:i w:val="0"/>
+          <w:color w:val="000000"/>
+          <w:sz w:val="20"/>
+        </w:rPr>
+        <w:t>not</w:t>
+      </w:r>
+      <w:r>
+        <w:rPr>
+          <w:rFonts w:ascii="Arial" w:hAnsi="Arial"/>
+          <w:b w:val="0"/>
+          <w:i w:val="0"/>
+          <w:color w:val="000000"/>
+          <w:sz w:val="20"/>
+        </w:rPr>
+        <w:t xml:space="preserve"> need to create any repositories, add a profile picture, or anything else. Just get the account created.</w:t>
+      </w:r>
+    </w:p>
+    <w:p>
+      <w:pPr>
+        <w:pStyle w:val="Heading2"/>
+      </w:pPr>
+      <w:r>
+        <w:rPr>
+          <w:rFonts w:ascii="Arial" w:hAnsi="Arial"/>
+          <w:color w:val="005A6C"/>
+          <w:sz w:val="28"/>
+        </w:rPr>
+        <w:t>Step 3 — Send Joerg your GitHub username</w:t>
       </w:r>
     </w:p>
     <w:p>
@@ -859,7 +1198,7 @@
           <w:color w:val="000000"/>
           <w:sz w:val="20"/>
         </w:rPr>
-        <w:t>Only after you have accepted the invitation should you move on to step 4.</w:t>
+        <w:t>Only after you have accepted the invitation should you move on to step 5.</w:t>
       </w:r>
     </w:p>
     <w:p>
@@ -872,7 +1211,7 @@
           <w:color w:val="005A6C"/>
           <w:sz w:val="28"/>
         </w:rPr>
-        <w:t>Step 3 — Install Claude Desktop (highly recommended)</w:t>
+        <w:t>Step 4 — Install Claude Desktop (highly recommended)</w:t>
       </w:r>
     </w:p>
     <w:p>
@@ -956,7 +1295,7 @@
           <w:color w:val="000000"/>
           <w:sz w:val="20"/>
         </w:rPr>
-        <w:t xml:space="preserve"> where the TTC agents live (those run in Claude Code, step 4). But most TTC colleagues end up using both apps side by side, and Claude Desktop is the one you will open first thing in the morning.</w:t>
+        <w:t xml:space="preserve"> where the TTC agents live (those run in Claude Code, step 5). But most TTC colleagues end up using both apps side by side, and Claude Desktop is the one you will open first thing in the morning.</w:t>
       </w:r>
     </w:p>
     <w:p>
@@ -1036,7 +1375,7 @@
           <w:color w:val="000000"/>
           <w:sz w:val="20"/>
         </w:rPr>
-        <w:t>Sign in with your Anthropic account (the same one you will use in step 5 for Claude Code).</w:t>
+        <w:t>Sign in with the Anthropic account you activated in step 1 (same credentials you will use in step 6 for Claude Code).</w:t>
       </w:r>
     </w:p>
     <w:p>
@@ -1048,7 +1387,7 @@
           <w:color w:val="000000"/>
           <w:sz w:val="20"/>
         </w:rPr>
-        <w:t>Once signed in, come back here and carry on with step 4. We will add the useful extensions and connectors to Claude Desktop in step 6.</w:t>
+        <w:t>Once signed in, come back here and carry on with step 5. We will add the useful extensions and connectors to Claude Desktop in step 7.</w:t>
       </w:r>
     </w:p>
     <w:p>
@@ -1061,7 +1400,7 @@
           <w:color w:val="005A6C"/>
           <w:sz w:val="28"/>
         </w:rPr>
-        <w:t>Step 4 — Install the TTC Framework (one-line command)</w:t>
+        <w:t>Step 5 — Install the TTC Framework (one-line command)</w:t>
       </w:r>
     </w:p>
     <w:p>
@@ -1887,7 +2226,7 @@
           <w:color w:val="005A6C"/>
           <w:sz w:val="28"/>
         </w:rPr>
-        <w:t>Step 5 — Start Claude Code and try an agent</w:t>
+        <w:t>Step 6 — Start Claude Code and try an agent</w:t>
       </w:r>
     </w:p>
     <w:p>
@@ -2034,7 +2373,7 @@
           <w:color w:val="005A6C"/>
           <w:sz w:val="28"/>
         </w:rPr>
-        <w:t>Step 6 — Set up 1Password and Claude Desktop connectors</w:t>
+        <w:t>Step 7 — Set up 1Password and Claude Desktop connectors</w:t>
       </w:r>
     </w:p>
     <w:p>
@@ -2103,7 +2442,7 @@
           <w:color w:val="000000"/>
           <w:sz w:val="20"/>
         </w:rPr>
-        <w:t xml:space="preserve">The installer in step 4 already put the </w:t>
+        <w:t xml:space="preserve">The installer in step 5 already put the </w:t>
       </w:r>
       <w:r>
         <w:rPr>
@@ -2421,7 +2760,7 @@
           <w:color w:val="000000"/>
           <w:sz w:val="20"/>
         </w:rPr>
-        <w:t>Claude Desktop (the chat app from step 3) supports the same kind of integrations as Claude Code. Here is the setup used on the reference TTC laptop — you can mirror the whole thing or pick and choose.</w:t>
+        <w:t>Claude Desktop (the chat app from step 4) supports the same kind of integrations as Claude Code. Here is the setup used on the reference TTC laptop — you can mirror the whole thing or pick and choose.</w:t>
       </w:r>
     </w:p>
     <w:p>
@@ -7829,7 +8168,7 @@
           <w:color w:val="000000"/>
           <w:sz w:val="20"/>
         </w:rPr>
-        <w:t xml:space="preserve"> to run it (use the one-line installer from Step 4 instead):</w:t>
+        <w:t xml:space="preserve"> to run it (use the one-line installer from Step 5 instead):</w:t>
       </w:r>
     </w:p>
     <w:p>

--- a/docs/TTC-Agent-Install-Manual.docx
+++ b/docs/TTC-Agent-Install-Manual.docx
@@ -2076,6 +2076,236 @@
     </w:p>
     <w:p>
       <w:pPr>
+        <w:pStyle w:val="ListNumber"/>
+      </w:pPr>
+      <w:r>
+        <w:rPr>
+          <w:rFonts w:ascii="Arial" w:hAnsi="Arial"/>
+          <w:b w:val="0"/>
+          <w:i w:val="0"/>
+          <w:color w:val="000000"/>
+          <w:sz w:val="20"/>
+        </w:rPr>
+      </w:r>
+      <w:r>
+        <w:rPr>
+          <w:rFonts w:ascii="Arial" w:hAnsi="Arial"/>
+          <w:b/>
+          <w:i w:val="0"/>
+          <w:color w:val="000000"/>
+          <w:sz w:val="20"/>
+        </w:rPr>
+        <w:t>Verify that `claude` is reachable.</w:t>
+      </w:r>
+      <w:r>
+        <w:rPr>
+          <w:rFonts w:ascii="Arial" w:hAnsi="Arial"/>
+          <w:b w:val="0"/>
+          <w:i w:val="0"/>
+          <w:color w:val="000000"/>
+          <w:sz w:val="20"/>
+        </w:rPr>
+        <w:t xml:space="preserve"> In the same PowerShell window, type:</w:t>
+      </w:r>
+    </w:p>
+    <w:p>
+      <w:pPr>
+        <w:spacing w:before="120" w:after="120"/>
+        <w:ind w:left="567"/>
+        <w:shd w:val="clear" w:color="auto" w:fill="E9EDF0"/>
+      </w:pPr>
+      <w:r>
+        <w:rPr>
+          <w:rFonts w:ascii="Courier New" w:hAnsi="Courier New"/>
+          <w:color w:val="25415C"/>
+          <w:sz w:val="16"/>
+        </w:rPr>
+        <w:t xml:space="preserve">    claude --version</w:t>
+      </w:r>
+    </w:p>
+    <w:p>
+      <w:r>
+        <w:rPr>
+          <w:rFonts w:ascii="Arial" w:hAnsi="Arial"/>
+          <w:b w:val="0"/>
+          <w:i w:val="0"/>
+          <w:color w:val="000000"/>
+          <w:sz w:val="20"/>
+        </w:rPr>
+        <w:t xml:space="preserve">If it prints a version number (e.g. `1.x.x`), you are done — move on to step 6. If you get </w:t>
+      </w:r>
+      <w:r>
+        <w:rPr>
+          <w:rFonts w:ascii="Arial" w:hAnsi="Arial"/>
+          <w:b w:val="0"/>
+          <w:i/>
+          <w:color w:val="000000"/>
+          <w:sz w:val="20"/>
+        </w:rPr>
+        <w:t>"'claude' is not recognized as an internal or external command"</w:t>
+      </w:r>
+      <w:r>
+        <w:rPr>
+          <w:rFonts w:ascii="Arial" w:hAnsi="Arial"/>
+          <w:b w:val="0"/>
+          <w:i w:val="0"/>
+          <w:color w:val="000000"/>
+          <w:sz w:val="20"/>
+        </w:rPr>
+        <w:t>, see [PATH not set correctly on Windows](#path-not-set-correctly-on-windows) in the troubleshooting section below before continuing.</w:t>
+      </w:r>
+    </w:p>
+    <w:p>
+      <w:pPr>
+        <w:pStyle w:val="ListNumber"/>
+      </w:pPr>
+      <w:r>
+        <w:rPr>
+          <w:rFonts w:ascii="Arial" w:hAnsi="Arial"/>
+          <w:b w:val="0"/>
+          <w:i w:val="0"/>
+          <w:color w:val="000000"/>
+          <w:sz w:val="20"/>
+        </w:rPr>
+      </w:r>
+      <w:r>
+        <w:rPr>
+          <w:rFonts w:ascii="Arial" w:hAnsi="Arial"/>
+          <w:b/>
+          <w:i w:val="0"/>
+          <w:color w:val="000000"/>
+          <w:sz w:val="20"/>
+        </w:rPr>
+        <w:t>Ensure Claude is reachable from Claude Desktop as well.</w:t>
+      </w:r>
+      <w:r>
+        <w:rPr>
+          <w:rFonts w:ascii="Arial" w:hAnsi="Arial"/>
+          <w:b w:val="0"/>
+          <w:i w:val="0"/>
+          <w:color w:val="000000"/>
+          <w:sz w:val="20"/>
+        </w:rPr>
+        <w:t xml:space="preserve"> Claude Desktop is a standard Windows application — it launches with only the *system-level* PATH, not the per-user PATH that your terminal session uses. If `claude` or any MCP tool was installed under a user-level path (which is the default on Windows), Claude Desktop will not find it even though your terminal can.</w:t>
+      </w:r>
+    </w:p>
+    <w:p>
+      <w:r>
+        <w:rPr>
+          <w:rFonts w:ascii="Arial" w:hAnsi="Arial"/>
+          <w:b w:val="0"/>
+          <w:i w:val="0"/>
+          <w:color w:val="000000"/>
+          <w:sz w:val="20"/>
+        </w:rPr>
+        <w:t xml:space="preserve">Run this one extra command in the </w:t>
+      </w:r>
+      <w:r>
+        <w:rPr>
+          <w:rFonts w:ascii="Arial" w:hAnsi="Arial"/>
+          <w:b/>
+          <w:i w:val="0"/>
+          <w:color w:val="000000"/>
+          <w:sz w:val="20"/>
+        </w:rPr>
+        <w:t>same elevated PowerShell window</w:t>
+      </w:r>
+      <w:r>
+        <w:rPr>
+          <w:rFonts w:ascii="Arial" w:hAnsi="Arial"/>
+          <w:b w:val="0"/>
+          <w:i w:val="0"/>
+          <w:color w:val="000000"/>
+          <w:sz w:val="20"/>
+        </w:rPr>
+        <w:t xml:space="preserve"> to promote the relevant paths from user level to system level (safe to run more than once):</w:t>
+      </w:r>
+    </w:p>
+    <w:p>
+      <w:pPr>
+        <w:spacing w:before="120" w:after="120"/>
+        <w:ind w:left="567"/>
+        <w:shd w:val="clear" w:color="auto" w:fill="E9EDF0"/>
+      </w:pPr>
+      <w:r>
+        <w:rPr>
+          <w:rFonts w:ascii="Courier New" w:hAnsi="Courier New"/>
+          <w:color w:val="25415C"/>
+          <w:sz w:val="16"/>
+        </w:rPr>
+        <w:t xml:space="preserve">    iwr https://raw.githubusercontent.com/ttc-agents/ttc-agent-framework/main/fix-windows-path.ps1 | iex</w:t>
+      </w:r>
+    </w:p>
+    <w:p>
+      <w:r>
+        <w:rPr>
+          <w:rFonts w:ascii="Arial" w:hAnsi="Arial"/>
+          <w:b w:val="0"/>
+          <w:i w:val="0"/>
+          <w:color w:val="000000"/>
+          <w:sz w:val="20"/>
+        </w:rPr>
+        <w:t xml:space="preserve">It finds where Node.js, npm, and Claude Code were installed, adds those directories to the </w:t>
+      </w:r>
+      <w:r>
+        <w:rPr>
+          <w:rFonts w:ascii="Arial" w:hAnsi="Arial"/>
+          <w:b/>
+          <w:i w:val="0"/>
+          <w:color w:val="000000"/>
+          <w:sz w:val="20"/>
+        </w:rPr>
+        <w:t>system</w:t>
+      </w:r>
+      <w:r>
+        <w:rPr>
+          <w:rFonts w:ascii="Arial" w:hAnsi="Arial"/>
+          <w:b w:val="0"/>
+          <w:i w:val="0"/>
+          <w:color w:val="000000"/>
+          <w:sz w:val="20"/>
+        </w:rPr>
+        <w:t xml:space="preserve"> PATH (the one all applications see), and prints a confirmation. After it finishes, </w:t>
+      </w:r>
+      <w:r>
+        <w:rPr>
+          <w:rFonts w:ascii="Arial" w:hAnsi="Arial"/>
+          <w:b/>
+          <w:i w:val="0"/>
+          <w:color w:val="000000"/>
+          <w:sz w:val="20"/>
+        </w:rPr>
+        <w:t>restart your computer once</w:t>
+      </w:r>
+      <w:r>
+        <w:rPr>
+          <w:rFonts w:ascii="Arial" w:hAnsi="Arial"/>
+          <w:b w:val="0"/>
+          <w:i w:val="0"/>
+          <w:color w:val="000000"/>
+          <w:sz w:val="20"/>
+        </w:rPr>
+        <w:t xml:space="preserve"> — this is the only reliable way to make Windows pick up the new system PATH everywhere, including inside Claude Desktop.</w:t>
+      </w:r>
+    </w:p>
+    <w:p>
+      <w:pPr>
+        <w:spacing w:before="80" w:after="80"/>
+        <w:ind w:left="567"/>
+      </w:pPr>
+      <w:r>
+        <w:rPr>
+          <w:rFonts w:ascii="Arial" w:hAnsi="Arial"/>
+          <w:b w:val="0"/>
+          <w:i/>
+          <w:color w:val="005A6C"/>
+          <w:sz w:val="18"/>
+        </w:rPr>
+        <w:t>*Why a restart?* Windows desktop applications read environment variables when they launch. Unlike terminal windows (where you can just open a new one), a running Claude Desktop session cannot be refreshed by simply closing and reopening it — a full logout or restart is required.</w:t>
+      </w:r>
+    </w:p>
+    <w:p>
+      <w:pPr>
         <w:pStyle w:val="Heading3"/>
       </w:pPr>
       <w:r>
@@ -2242,6 +2472,22 @@
           <w:sz w:val="20"/>
         </w:rPr>
         <w:t>Open a new Terminal (Mac) or PowerShell (Windows) window. Closing and reopening is important — it makes your laptop pick up the new tools in the search path.</w:t>
+      </w:r>
+    </w:p>
+    <w:p>
+      <w:pPr>
+        <w:spacing w:before="80" w:after="80"/>
+        <w:ind w:left="567"/>
+      </w:pPr>
+      <w:r>
+        <w:rPr>
+          <w:rFonts w:ascii="Arial" w:hAnsi="Arial"/>
+          <w:b w:val="0"/>
+          <w:i/>
+          <w:color w:val="005A6C"/>
+          <w:sz w:val="18"/>
+        </w:rPr>
+        <w:t>*Windows only:* if you ran the PATH fix script and restarted your computer in step 5, open PowerShell normally (no need for "Run as administrator" from now on).</w:t>
       </w:r>
     </w:p>
     <w:p>
@@ -8357,6 +8603,577 @@
           <w:sz w:val="20"/>
         </w:rPr>
         <w:t>If you were slow to paste the 8-character code, it may expire. Just type the install command again — a new code is generated each time.</w:t>
+      </w:r>
+    </w:p>
+    <w:p>
+      <w:pPr>
+        <w:pStyle w:val="Heading3"/>
+      </w:pPr>
+      <w:r>
+        <w:rPr>
+          <w:rFonts w:ascii="Arial" w:hAnsi="Arial"/>
+          <w:color w:val="25415C"/>
+          <w:sz w:val="24"/>
+        </w:rPr>
+        <w:t>PATH not set correctly on Windows</w:t>
+      </w:r>
+    </w:p>
+    <w:p>
+      <w:r>
+        <w:rPr>
+          <w:rFonts w:ascii="Arial" w:hAnsi="Arial"/>
+          <w:b w:val="0"/>
+          <w:i w:val="0"/>
+          <w:color w:val="000000"/>
+          <w:sz w:val="20"/>
+        </w:rPr>
+        <w:t>This is the most common Windows issue and covers two symptoms:</w:t>
+      </w:r>
+    </w:p>
+    <w:p>
+      <w:r>
+        <w:rPr>
+          <w:rFonts w:ascii="Arial" w:hAnsi="Arial"/>
+          <w:b w:val="0"/>
+          <w:i w:val="0"/>
+          <w:color w:val="000000"/>
+          <w:sz w:val="20"/>
+        </w:rPr>
+      </w:r>
+      <w:r>
+        <w:rPr>
+          <w:rFonts w:ascii="Arial" w:hAnsi="Arial"/>
+          <w:b/>
+          <w:i w:val="0"/>
+          <w:color w:val="000000"/>
+          <w:sz w:val="20"/>
+        </w:rPr>
+        <w:t>Symptom A — `claude` is not recognised in a terminal after install</w:t>
+      </w:r>
+      <w:r>
+        <w:rPr>
+          <w:rFonts w:ascii="Arial" w:hAnsi="Arial"/>
+          <w:b w:val="0"/>
+          <w:i w:val="0"/>
+          <w:color w:val="000000"/>
+          <w:sz w:val="20"/>
+        </w:rPr>
+      </w:r>
+    </w:p>
+    <w:p>
+      <w:r>
+        <w:rPr>
+          <w:rFonts w:ascii="Arial" w:hAnsi="Arial"/>
+          <w:b w:val="0"/>
+          <w:i w:val="0"/>
+          <w:color w:val="000000"/>
+          <w:sz w:val="20"/>
+        </w:rPr>
+        <w:t xml:space="preserve">The installer adds the Claude Code directory to your </w:t>
+      </w:r>
+      <w:r>
+        <w:rPr>
+          <w:rFonts w:ascii="Arial" w:hAnsi="Arial"/>
+          <w:b w:val="0"/>
+          <w:i/>
+          <w:color w:val="000000"/>
+          <w:sz w:val="20"/>
+        </w:rPr>
+        <w:t>user</w:t>
+      </w:r>
+      <w:r>
+        <w:rPr>
+          <w:rFonts w:ascii="Arial" w:hAnsi="Arial"/>
+          <w:b w:val="0"/>
+          <w:i w:val="0"/>
+          <w:color w:val="000000"/>
+          <w:sz w:val="20"/>
+        </w:rPr>
+        <w:t xml:space="preserve"> PATH, but the terminal window you used during installation was opened </w:t>
+      </w:r>
+      <w:r>
+        <w:rPr>
+          <w:rFonts w:ascii="Arial" w:hAnsi="Arial"/>
+          <w:b w:val="0"/>
+          <w:i/>
+          <w:color w:val="000000"/>
+          <w:sz w:val="20"/>
+        </w:rPr>
+        <w:t>before</w:t>
+      </w:r>
+      <w:r>
+        <w:rPr>
+          <w:rFonts w:ascii="Arial" w:hAnsi="Arial"/>
+          <w:b w:val="0"/>
+          <w:i w:val="0"/>
+          <w:color w:val="000000"/>
+          <w:sz w:val="20"/>
+        </w:rPr>
+        <w:t xml:space="preserve"> that change was made, so it does not see it yet.</w:t>
+      </w:r>
+    </w:p>
+    <w:p>
+      <w:r>
+        <w:rPr>
+          <w:rFonts w:ascii="Arial" w:hAnsi="Arial"/>
+          <w:b w:val="0"/>
+          <w:i w:val="0"/>
+          <w:color w:val="000000"/>
+          <w:sz w:val="20"/>
+        </w:rPr>
+        <w:t>Fix: close the PowerShell window and open a new one. Then re-run `claude --version`. If it still fails, run:</w:t>
+      </w:r>
+    </w:p>
+    <w:p>
+      <w:pPr>
+        <w:spacing w:before="120" w:after="120"/>
+        <w:ind w:left="567"/>
+        <w:shd w:val="clear" w:color="auto" w:fill="E9EDF0"/>
+      </w:pPr>
+      <w:r>
+        <w:rPr>
+          <w:rFonts w:ascii="Courier New" w:hAnsi="Courier New"/>
+          <w:color w:val="25415C"/>
+          <w:sz w:val="16"/>
+        </w:rPr>
+        <w:t>echo $env:PATH</w:t>
+      </w:r>
+    </w:p>
+    <w:p>
+      <w:r>
+        <w:rPr>
+          <w:rFonts w:ascii="Arial" w:hAnsi="Arial"/>
+          <w:b w:val="0"/>
+          <w:i w:val="0"/>
+          <w:color w:val="000000"/>
+          <w:sz w:val="20"/>
+        </w:rPr>
+        <w:t>and look for a path containing `claude` or `AnthropicClaude`. If it is not there, run the fix script manually:</w:t>
+      </w:r>
+    </w:p>
+    <w:p>
+      <w:pPr>
+        <w:spacing w:before="120" w:after="120"/>
+        <w:ind w:left="567"/>
+        <w:shd w:val="clear" w:color="auto" w:fill="E9EDF0"/>
+      </w:pPr>
+      <w:r>
+        <w:rPr>
+          <w:rFonts w:ascii="Courier New" w:hAnsi="Courier New"/>
+          <w:color w:val="25415C"/>
+          <w:sz w:val="16"/>
+        </w:rPr>
+        <w:t>iwr https://raw.githubusercontent.com/ttc-agents/ttc-agent-framework/main/fix-windows-path.ps1 | iex</w:t>
+      </w:r>
+    </w:p>
+    <w:p>
+      <w:r>
+        <w:rPr>
+          <w:rFonts w:ascii="Arial" w:hAnsi="Arial"/>
+          <w:b w:val="0"/>
+          <w:i w:val="0"/>
+          <w:color w:val="000000"/>
+          <w:sz w:val="20"/>
+        </w:rPr>
+        <w:t>then restart your computer and try again.</w:t>
+      </w:r>
+    </w:p>
+    <w:p>
+      <w:r>
+        <w:rPr>
+          <w:rFonts w:ascii="Arial" w:hAnsi="Arial"/>
+          <w:b w:val="0"/>
+          <w:i w:val="0"/>
+          <w:color w:val="000000"/>
+          <w:sz w:val="20"/>
+        </w:rPr>
+      </w:r>
+      <w:r>
+        <w:rPr>
+          <w:rFonts w:ascii="Arial" w:hAnsi="Arial"/>
+          <w:b/>
+          <w:i w:val="0"/>
+          <w:color w:val="000000"/>
+          <w:sz w:val="20"/>
+        </w:rPr>
+        <w:t>Symptom B — `claude` works in a terminal but not from Claude Desktop (or MCP tools fail to start)</w:t>
+      </w:r>
+      <w:r>
+        <w:rPr>
+          <w:rFonts w:ascii="Arial" w:hAnsi="Arial"/>
+          <w:b w:val="0"/>
+          <w:i w:val="0"/>
+          <w:color w:val="000000"/>
+          <w:sz w:val="20"/>
+        </w:rPr>
+      </w:r>
+    </w:p>
+    <w:p>
+      <w:r>
+        <w:rPr>
+          <w:rFonts w:ascii="Arial" w:hAnsi="Arial"/>
+          <w:b w:val="0"/>
+          <w:i w:val="0"/>
+          <w:color w:val="000000"/>
+          <w:sz w:val="20"/>
+        </w:rPr>
+        <w:t xml:space="preserve">Claude Desktop is launched by Windows as a graphical application — it only inherits the </w:t>
+      </w:r>
+      <w:r>
+        <w:rPr>
+          <w:rFonts w:ascii="Arial" w:hAnsi="Arial"/>
+          <w:b w:val="0"/>
+          <w:i/>
+          <w:color w:val="000000"/>
+          <w:sz w:val="20"/>
+        </w:rPr>
+        <w:t>system</w:t>
+      </w:r>
+      <w:r>
+        <w:rPr>
+          <w:rFonts w:ascii="Arial" w:hAnsi="Arial"/>
+          <w:b w:val="0"/>
+          <w:i w:val="0"/>
+          <w:color w:val="000000"/>
+          <w:sz w:val="20"/>
+        </w:rPr>
+        <w:t xml:space="preserve"> PATH, not the per-user PATH that your terminal sessions pick up. Tools installed by npm or by the Anthropic native Claude Code installer typically land in user-level folders (for example `%APPDATA%\npm` or `%LOCALAPPDATA%\AnthropicClaude\`) which are invisible to Desktop apps until those paths are promoted to system level.</w:t>
+      </w:r>
+    </w:p>
+    <w:p>
+      <w:r>
+        <w:rPr>
+          <w:rFonts w:ascii="Arial" w:hAnsi="Arial"/>
+          <w:b w:val="0"/>
+          <w:i w:val="0"/>
+          <w:color w:val="000000"/>
+          <w:sz w:val="20"/>
+        </w:rPr>
+        <w:t>Fix: run (in an elevated PowerShell — right-click "Run as administrator"):</w:t>
+      </w:r>
+    </w:p>
+    <w:p>
+      <w:pPr>
+        <w:spacing w:before="120" w:after="120"/>
+        <w:ind w:left="567"/>
+        <w:shd w:val="clear" w:color="auto" w:fill="E9EDF0"/>
+      </w:pPr>
+      <w:r>
+        <w:rPr>
+          <w:rFonts w:ascii="Courier New" w:hAnsi="Courier New"/>
+          <w:color w:val="25415C"/>
+          <w:sz w:val="16"/>
+        </w:rPr>
+        <w:t>iwr https://raw.githubusercontent.com/ttc-agents/ttc-agent-framework/main/fix-windows-path.ps1 | iex</w:t>
+      </w:r>
+    </w:p>
+    <w:p>
+      <w:r>
+        <w:rPr>
+          <w:rFonts w:ascii="Arial" w:hAnsi="Arial"/>
+          <w:b w:val="0"/>
+          <w:i w:val="0"/>
+          <w:color w:val="000000"/>
+          <w:sz w:val="20"/>
+        </w:rPr>
+        <w:t xml:space="preserve">The script detects the correct install locations, adds them to the system PATH, and prints what it changed. Then </w:t>
+      </w:r>
+      <w:r>
+        <w:rPr>
+          <w:rFonts w:ascii="Arial" w:hAnsi="Arial"/>
+          <w:b/>
+          <w:i w:val="0"/>
+          <w:color w:val="000000"/>
+          <w:sz w:val="20"/>
+        </w:rPr>
+        <w:t>restart your computer</w:t>
+      </w:r>
+      <w:r>
+        <w:rPr>
+          <w:rFonts w:ascii="Arial" w:hAnsi="Arial"/>
+          <w:b w:val="0"/>
+          <w:i w:val="0"/>
+          <w:color w:val="000000"/>
+          <w:sz w:val="20"/>
+        </w:rPr>
+        <w:t xml:space="preserve"> — there is no shorter workaround because Windows caches environment variables per running process.</w:t>
+      </w:r>
+    </w:p>
+    <w:p>
+      <w:r>
+        <w:rPr>
+          <w:rFonts w:ascii="Arial" w:hAnsi="Arial"/>
+          <w:b w:val="0"/>
+          <w:i w:val="0"/>
+          <w:color w:val="000000"/>
+          <w:sz w:val="20"/>
+        </w:rPr>
+        <w:t>After restart, open a terminal and re-run `claude --version` to confirm, then open Claude Desktop and try an MCP action. Both should work.</w:t>
+      </w:r>
+    </w:p>
+    <w:p>
+      <w:r>
+        <w:rPr>
+          <w:rFonts w:ascii="Arial" w:hAnsi="Arial"/>
+          <w:b w:val="0"/>
+          <w:i w:val="0"/>
+          <w:color w:val="000000"/>
+          <w:sz w:val="20"/>
+        </w:rPr>
+      </w:r>
+      <w:r>
+        <w:rPr>
+          <w:rFonts w:ascii="Arial" w:hAnsi="Arial"/>
+          <w:b/>
+          <w:i w:val="0"/>
+          <w:color w:val="000000"/>
+          <w:sz w:val="20"/>
+        </w:rPr>
+        <w:t>Manual PATH fix (if the script is unavailable)</w:t>
+      </w:r>
+      <w:r>
+        <w:rPr>
+          <w:rFonts w:ascii="Arial" w:hAnsi="Arial"/>
+          <w:b w:val="0"/>
+          <w:i w:val="0"/>
+          <w:color w:val="000000"/>
+          <w:sz w:val="20"/>
+        </w:rPr>
+      </w:r>
+    </w:p>
+    <w:p>
+      <w:pPr>
+        <w:pStyle w:val="ListNumber"/>
+      </w:pPr>
+      <w:r>
+        <w:rPr>
+          <w:rFonts w:ascii="Arial" w:hAnsi="Arial"/>
+          <w:b w:val="0"/>
+          <w:i w:val="0"/>
+          <w:color w:val="000000"/>
+          <w:sz w:val="20"/>
+        </w:rPr>
+        <w:t xml:space="preserve">Press </w:t>
+      </w:r>
+      <w:r>
+        <w:rPr>
+          <w:rFonts w:ascii="Arial" w:hAnsi="Arial"/>
+          <w:b/>
+          <w:i w:val="0"/>
+          <w:color w:val="000000"/>
+          <w:sz w:val="20"/>
+        </w:rPr>
+        <w:t>Win + R</w:t>
+      </w:r>
+      <w:r>
+        <w:rPr>
+          <w:rFonts w:ascii="Arial" w:hAnsi="Arial"/>
+          <w:b w:val="0"/>
+          <w:i w:val="0"/>
+          <w:color w:val="000000"/>
+          <w:sz w:val="20"/>
+        </w:rPr>
+        <w:t>, type `sysdm.cpl`, click OK.</w:t>
+      </w:r>
+    </w:p>
+    <w:p>
+      <w:pPr>
+        <w:pStyle w:val="ListNumber"/>
+      </w:pPr>
+      <w:r>
+        <w:rPr>
+          <w:rFonts w:ascii="Arial" w:hAnsi="Arial"/>
+          <w:b w:val="0"/>
+          <w:i w:val="0"/>
+          <w:color w:val="000000"/>
+          <w:sz w:val="20"/>
+        </w:rPr>
+        <w:t xml:space="preserve">Open the </w:t>
+      </w:r>
+      <w:r>
+        <w:rPr>
+          <w:rFonts w:ascii="Arial" w:hAnsi="Arial"/>
+          <w:b/>
+          <w:i w:val="0"/>
+          <w:color w:val="000000"/>
+          <w:sz w:val="20"/>
+        </w:rPr>
+        <w:t>Advanced</w:t>
+      </w:r>
+      <w:r>
+        <w:rPr>
+          <w:rFonts w:ascii="Arial" w:hAnsi="Arial"/>
+          <w:b w:val="0"/>
+          <w:i w:val="0"/>
+          <w:color w:val="000000"/>
+          <w:sz w:val="20"/>
+        </w:rPr>
+        <w:t xml:space="preserve"> tab → click </w:t>
+      </w:r>
+      <w:r>
+        <w:rPr>
+          <w:rFonts w:ascii="Arial" w:hAnsi="Arial"/>
+          <w:b/>
+          <w:i w:val="0"/>
+          <w:color w:val="000000"/>
+          <w:sz w:val="20"/>
+        </w:rPr>
+        <w:t>Environment Variables</w:t>
+      </w:r>
+      <w:r>
+        <w:rPr>
+          <w:rFonts w:ascii="Arial" w:hAnsi="Arial"/>
+          <w:b w:val="0"/>
+          <w:i w:val="0"/>
+          <w:color w:val="000000"/>
+          <w:sz w:val="20"/>
+        </w:rPr>
+        <w:t>.</w:t>
+      </w:r>
+    </w:p>
+    <w:p>
+      <w:pPr>
+        <w:pStyle w:val="ListNumber"/>
+      </w:pPr>
+      <w:r>
+        <w:rPr>
+          <w:rFonts w:ascii="Arial" w:hAnsi="Arial"/>
+          <w:b w:val="0"/>
+          <w:i w:val="0"/>
+          <w:color w:val="000000"/>
+          <w:sz w:val="20"/>
+        </w:rPr>
+        <w:t xml:space="preserve">In the lower *System variables* panel, find the variable called `Path` and click </w:t>
+      </w:r>
+      <w:r>
+        <w:rPr>
+          <w:rFonts w:ascii="Arial" w:hAnsi="Arial"/>
+          <w:b/>
+          <w:i w:val="0"/>
+          <w:color w:val="000000"/>
+          <w:sz w:val="20"/>
+        </w:rPr>
+        <w:t>Edit</w:t>
+      </w:r>
+      <w:r>
+        <w:rPr>
+          <w:rFonts w:ascii="Arial" w:hAnsi="Arial"/>
+          <w:b w:val="0"/>
+          <w:i w:val="0"/>
+          <w:color w:val="000000"/>
+          <w:sz w:val="20"/>
+        </w:rPr>
+        <w:t>.</w:t>
+      </w:r>
+    </w:p>
+    <w:p>
+      <w:pPr>
+        <w:pStyle w:val="ListNumber"/>
+      </w:pPr>
+      <w:r>
+        <w:rPr>
+          <w:rFonts w:ascii="Arial" w:hAnsi="Arial"/>
+          <w:b w:val="0"/>
+          <w:i w:val="0"/>
+          <w:color w:val="000000"/>
+          <w:sz w:val="20"/>
+        </w:rPr>
+        <w:t xml:space="preserve">Click </w:t>
+      </w:r>
+      <w:r>
+        <w:rPr>
+          <w:rFonts w:ascii="Arial" w:hAnsi="Arial"/>
+          <w:b/>
+          <w:i w:val="0"/>
+          <w:color w:val="000000"/>
+          <w:sz w:val="20"/>
+        </w:rPr>
+        <w:t>New</w:t>
+      </w:r>
+      <w:r>
+        <w:rPr>
+          <w:rFonts w:ascii="Arial" w:hAnsi="Arial"/>
+          <w:b w:val="0"/>
+          <w:i w:val="0"/>
+          <w:color w:val="000000"/>
+          <w:sz w:val="20"/>
+        </w:rPr>
+        <w:t xml:space="preserve"> and add each of the following lines that applies to your machine:</w:t>
+      </w:r>
+    </w:p>
+    <w:p>
+      <w:pPr>
+        <w:pStyle w:val="ListBullet"/>
+      </w:pPr>
+      <w:r>
+        <w:rPr>
+          <w:rFonts w:ascii="Arial" w:hAnsi="Arial"/>
+          <w:b w:val="0"/>
+          <w:i w:val="0"/>
+          <w:color w:val="000000"/>
+          <w:sz w:val="20"/>
+        </w:rPr>
+        <w:t>`%LOCALAPPDATA%\AnthropicClaude` (Claude Code native installer)</w:t>
+      </w:r>
+    </w:p>
+    <w:p>
+      <w:pPr>
+        <w:pStyle w:val="ListBullet"/>
+      </w:pPr>
+      <w:r>
+        <w:rPr>
+          <w:rFonts w:ascii="Arial" w:hAnsi="Arial"/>
+          <w:b w:val="0"/>
+          <w:i w:val="0"/>
+          <w:color w:val="000000"/>
+          <w:sz w:val="20"/>
+        </w:rPr>
+        <w:t>`%APPDATA%\npm` (Node.js / npm global tools)</w:t>
+      </w:r>
+    </w:p>
+    <w:p>
+      <w:pPr>
+        <w:pStyle w:val="ListBullet"/>
+      </w:pPr>
+      <w:r>
+        <w:rPr>
+          <w:rFonts w:ascii="Arial" w:hAnsi="Arial"/>
+          <w:b w:val="0"/>
+          <w:i w:val="0"/>
+          <w:color w:val="000000"/>
+          <w:sz w:val="20"/>
+        </w:rPr>
+        <w:t>`C:\Program Files\nodejs` (Node.js system installer)</w:t>
+      </w:r>
+    </w:p>
+    <w:p>
+      <w:pPr>
+        <w:pStyle w:val="ListNumber"/>
+      </w:pPr>
+      <w:r>
+        <w:rPr>
+          <w:rFonts w:ascii="Arial" w:hAnsi="Arial"/>
+          <w:b w:val="0"/>
+          <w:i w:val="0"/>
+          <w:color w:val="000000"/>
+          <w:sz w:val="20"/>
+        </w:rPr>
+        <w:t>Click OK on every dialog to save.</w:t>
+      </w:r>
+    </w:p>
+    <w:p>
+      <w:pPr>
+        <w:pStyle w:val="ListNumber"/>
+      </w:pPr>
+      <w:r>
+        <w:rPr>
+          <w:rFonts w:ascii="Arial" w:hAnsi="Arial"/>
+          <w:b w:val="0"/>
+          <w:i w:val="0"/>
+          <w:color w:val="000000"/>
+          <w:sz w:val="20"/>
+        </w:rPr>
+        <w:t>Restart your computer.</w:t>
       </w:r>
     </w:p>
     <w:p>

--- a/docs/TTC-Agent-Install-Manual.docx
+++ b/docs/TTC-Agent-Install-Manual.docx
@@ -692,30 +692,126 @@
           <w:b/>
           <w:bCs/>
         </w:rPr>
-        <w:t xml:space="preserve">Ask Joerg for access to the two new repositories</w:t>
-      </w:r>
-      <w:r>
-        <w:t xml:space="preserve"> </w:t>
-      </w:r>
-      <w:r>
-        <w:t xml:space="preserve">if you don’t already have it:</w:t>
-      </w:r>
-      <w:r>
-        <w:t xml:space="preserve"> </w:t>
-      </w:r>
-      <w:r>
-        <w:rPr>
-          <w:rStyle w:val="VerbatimChar"/>
-          <w:b/>
-          <w:bCs/>
-        </w:rPr>
-        <w:t xml:space="preserve">ttc-agent-leads</w:t>
-      </w:r>
-      <w:r>
-        <w:t xml:space="preserve"> </w:t>
-      </w:r>
-      <w:r>
-        <w:t xml:space="preserve">and</w:t>
+        <w:t xml:space="preserve">Ask Joerg for the access you need.</w:t>
+      </w:r>
+      <w:r>
+        <w:t xml:space="preserve"> </w:t>
+      </w:r>
+      <w:r>
+        <w:t xml:space="preserve">Customer Leads are</w:t>
+      </w:r>
+      <w:r>
+        <w:t xml:space="preserve"> </w:t>
+      </w:r>
+      <w:r>
+        <w:rPr>
+          <w:b/>
+          <w:bCs/>
+        </w:rPr>
+        <w:t xml:space="preserve">one repository per client</w:t>
+      </w:r>
+      <w:r>
+        <w:t xml:space="preserve"> </w:t>
+      </w:r>
+      <w:r>
+        <w:t xml:space="preserve">—</w:t>
+      </w:r>
+      <w:r>
+        <w:t xml:space="preserve"> </w:t>
+      </w:r>
+      <w:r>
+        <w:rPr>
+          <w:rStyle w:val="VerbatimChar"/>
+        </w:rPr>
+        <w:t xml:space="preserve">ttc-agent-lead-bwbm</w:t>
+      </w:r>
+      <w:r>
+        <w:t xml:space="preserve">,</w:t>
+      </w:r>
+      <w:r>
+        <w:t xml:space="preserve"> </w:t>
+      </w:r>
+      <w:r>
+        <w:rPr>
+          <w:rStyle w:val="VerbatimChar"/>
+        </w:rPr>
+        <w:t xml:space="preserve">ttc-agent-lead-vkb</w:t>
+      </w:r>
+      <w:r>
+        <w:t xml:space="preserve">,</w:t>
+      </w:r>
+      <w:r>
+        <w:t xml:space="preserve"> </w:t>
+      </w:r>
+      <w:r>
+        <w:rPr>
+          <w:rStyle w:val="VerbatimChar"/>
+        </w:rPr>
+        <w:t xml:space="preserve">ttc-agent-lead-dubai-holding</w:t>
+      </w:r>
+      <w:r>
+        <w:t xml:space="preserve">,</w:t>
+      </w:r>
+      <w:r>
+        <w:t xml:space="preserve"> </w:t>
+      </w:r>
+      <w:r>
+        <w:rPr>
+          <w:rStyle w:val="VerbatimChar"/>
+        </w:rPr>
+        <w:t xml:space="preserve">ttc-agent-lead-cbuae</w:t>
+      </w:r>
+      <w:r>
+        <w:t xml:space="preserve">,</w:t>
+      </w:r>
+      <w:r>
+        <w:t xml:space="preserve"> </w:t>
+      </w:r>
+      <w:r>
+        <w:rPr>
+          <w:rStyle w:val="VerbatimChar"/>
+        </w:rPr>
+        <w:t xml:space="preserve">ttc-agent-lead-qatar-energy</w:t>
+      </w:r>
+      <w:r>
+        <w:t xml:space="preserve">,</w:t>
+      </w:r>
+      <w:r>
+        <w:t xml:space="preserve"> </w:t>
+      </w:r>
+      <w:r>
+        <w:rPr>
+          <w:rStyle w:val="VerbatimChar"/>
+        </w:rPr>
+        <w:t xml:space="preserve">ttc-agent-lead-dib</w:t>
+      </w:r>
+      <w:r>
+        <w:t xml:space="preserve"> </w:t>
+      </w:r>
+      <w:r>
+        <w:t xml:space="preserve">— and each is shared</w:t>
+      </w:r>
+      <w:r>
+        <w:t xml:space="preserve"> </w:t>
+      </w:r>
+      <w:r>
+        <w:rPr>
+          <w:b/>
+          <w:bCs/>
+        </w:rPr>
+        <w:t xml:space="preserve">only with that client’s team</w:t>
+      </w:r>
+      <w:r>
+        <w:t xml:space="preserve">, so you receive only the clients you actually work on (never</w:t>
+      </w:r>
+      <w:r>
+        <w:t xml:space="preserve"> </w:t>
+      </w:r>
+      <w:r>
+        <w:t xml:space="preserve">“all clients”</w:t>
+      </w:r>
+      <w:r>
+        <w:t xml:space="preserve">). Also ask for</w:t>
       </w:r>
       <w:r>
         <w:t xml:space="preserve"> </w:t>
@@ -729,7 +825,25 @@
         <w:t xml:space="preserve">ttc-agent-curator</w:t>
       </w:r>
       <w:r>
-        <w:t xml:space="preserve">. He adds your GitHub account to the team; accept the GitHub invitation email (same as for any agent).</w:t>
+        <w:t xml:space="preserve"> </w:t>
+      </w:r>
+      <w:r>
+        <w:t xml:space="preserve">(governance; shared with everyone). Joerg adds your GitHub account to the right teams; accept the GitHub invitation email. The shared Lead scaffolding and the generic</w:t>
+      </w:r>
+      <w:r>
+        <w:t xml:space="preserve"> </w:t>
+      </w:r>
+      <w:r>
+        <w:rPr>
+          <w:rStyle w:val="VerbatimChar"/>
+        </w:rPr>
+        <w:t xml:space="preserve">apply customer &lt;name&gt;</w:t>
+      </w:r>
+      <w:r>
+        <w:t xml:space="preserve"> </w:t>
+      </w:r>
+      <w:r>
+        <w:t xml:space="preserve">Lead arrive automatically with the framework — no extra access needed.</w:t>
       </w:r>
     </w:p>
     <w:p>
@@ -904,10 +1018,10 @@
           <w:b/>
           <w:bCs/>
         </w:rPr>
-        <w:t xml:space="preserve">clones the new Leads and Curator agents</w:t>
-      </w:r>
-      <w:r>
-        <w:t xml:space="preserve">, deploys the restructure/governance tools, and generates the capability dispatch sub-agents (</w:t>
+        <w:t xml:space="preserve">clones the Customer-Lead repos you have access to plus Curator</w:t>
+      </w:r>
+      <w:r>
+        <w:t xml:space="preserve">, lays down the shared Lead scaffolding, deploys the governance/restructure tools, and generates the capability dispatch sub-agents (</w:t>
       </w:r>
       <w:r>
         <w:rPr>
